--- a/assets/templates/Заключение по результатам медицинского осмотра.docx
+++ b/assets/templates/Заключение по результатам медицинского осмотра.docx
@@ -6,7 +6,7 @@
       <w:pPr>
         <w:pStyle w:val="Normal"/>
         <w:bidi w:val="0"/>
-        <w:jc w:val="start"/>
+        <w:jc w:val="left"/>
         <w:rPr/>
       </w:pPr>
       <w:r>
@@ -16,27 +16,27 @@
     <w:tbl>
       <w:tblPr>
         <w:tblW w:w="11116" w:type="dxa"/>
-        <w:jc w:val="start"/>
+        <w:jc w:val="left"/>
         <w:tblInd w:w="0" w:type="dxa"/>
         <w:tblLayout w:type="fixed"/>
         <w:tblCellMar>
           <w:top w:w="0" w:type="dxa"/>
-          <w:start w:w="30" w:type="dxa"/>
+          <w:left w:w="30" w:type="dxa"/>
           <w:bottom w:w="0" w:type="dxa"/>
-          <w:end w:w="30" w:type="dxa"/>
+          <w:right w:w="30" w:type="dxa"/>
         </w:tblCellMar>
       </w:tblPr>
       <w:tblGrid>
-        <w:gridCol w:w="1182"/>
-        <w:gridCol w:w="1332"/>
+        <w:gridCol w:w="1181"/>
+        <w:gridCol w:w="1333"/>
         <w:gridCol w:w="1102"/>
-        <w:gridCol w:w="1291"/>
-        <w:gridCol w:w="1153"/>
+        <w:gridCol w:w="1290"/>
+        <w:gridCol w:w="1154"/>
         <w:gridCol w:w="1152"/>
-        <w:gridCol w:w="1151"/>
-        <w:gridCol w:w="1153"/>
-        <w:gridCol w:w="1151"/>
-        <w:gridCol w:w="449"/>
+        <w:gridCol w:w="1150"/>
+        <w:gridCol w:w="1154"/>
+        <w:gridCol w:w="1150"/>
+        <w:gridCol w:w="450"/>
       </w:tblGrid>
       <w:tr>
         <w:trPr>
@@ -55,7 +55,7 @@
                 <w:tab w:val="clear" w:pos="709"/>
               </w:tabs>
               <w:bidi w:val="0"/>
-              <w:jc w:val="start"/>
+              <w:jc w:val="left"/>
               <w:rPr/>
             </w:pPr>
             <w:r>
@@ -105,21 +105,7 @@
                 <w:rFonts w:ascii="Times New Roman" w:hAnsi="Times New Roman"/>
                 <w:b/>
               </w:rPr>
-              <w:t xml:space="preserve">ЗАКЛЮЧЕНИЕ ПО РЕЗУЛЬТАТАМ  </w:t>
-            </w:r>
-            <w:r>
-              <w:rPr>
-                <w:rFonts w:ascii="Times New Roman" w:hAnsi="Times New Roman"/>
-                <w:b/>
-              </w:rPr>
-              <w:t>${EXAM_TYPE}</w:t>
-            </w:r>
-            <w:r>
-              <w:rPr>
-                <w:rFonts w:ascii="Times New Roman" w:hAnsi="Times New Roman"/>
-                <w:b/>
-              </w:rPr>
-              <w:t xml:space="preserve"> </w:t>
+              <w:t xml:space="preserve">ЗАКЛЮЧЕНИЕ ПО РЕЗУЛЬТАТАМ  ${EXAM_TYPE} </w:t>
               <w:br/>
               <w:t xml:space="preserve">МЕДИЦИНСКОГО ОСМОТРА  (ОБСЛЕДОВАНИЯ) </w:t>
               <w:br/>
@@ -133,18 +119,18 @@
         </w:trPr>
         <w:tc>
           <w:tcPr>
-            <w:tcW w:w="1182" w:type="dxa"/>
-            <w:tcBorders/>
-            <w:vAlign w:val="bottom"/>
-          </w:tcPr>
-          <w:p>
-            <w:pPr>
-              <w:pStyle w:val="Normal"/>
-              <w:tabs>
-                <w:tab w:val="clear" w:pos="709"/>
-              </w:tabs>
-              <w:bidi w:val="0"/>
-              <w:jc w:val="start"/>
+            <w:tcW w:w="1181" w:type="dxa"/>
+            <w:tcBorders/>
+            <w:vAlign w:val="bottom"/>
+          </w:tcPr>
+          <w:p>
+            <w:pPr>
+              <w:pStyle w:val="Normal"/>
+              <w:tabs>
+                <w:tab w:val="clear" w:pos="709"/>
+              </w:tabs>
+              <w:bidi w:val="0"/>
+              <w:jc w:val="left"/>
               <w:rPr/>
             </w:pPr>
             <w:r>
@@ -152,24 +138,24 @@
                 <w:rFonts w:ascii="Times New Roman" w:hAnsi="Times New Roman"/>
                 <w:b/>
               </w:rPr>
-              <w:t xml:space="preserve">Выдано: </w:t>
-            </w:r>
-          </w:p>
-        </w:tc>
-        <w:tc>
-          <w:tcPr>
-            <w:tcW w:w="1332" w:type="dxa"/>
-            <w:tcBorders/>
-            <w:vAlign w:val="bottom"/>
-          </w:tcPr>
-          <w:p>
-            <w:pPr>
-              <w:pStyle w:val="Normal"/>
-              <w:tabs>
-                <w:tab w:val="clear" w:pos="709"/>
-              </w:tabs>
-              <w:bidi w:val="0"/>
-              <w:jc w:val="start"/>
+              <w:t>Выдано:</w:t>
+            </w:r>
+          </w:p>
+        </w:tc>
+        <w:tc>
+          <w:tcPr>
+            <w:tcW w:w="1333" w:type="dxa"/>
+            <w:tcBorders/>
+            <w:vAlign w:val="bottom"/>
+          </w:tcPr>
+          <w:p>
+            <w:pPr>
+              <w:pStyle w:val="Normal"/>
+              <w:tabs>
+                <w:tab w:val="clear" w:pos="709"/>
+              </w:tabs>
+              <w:bidi w:val="0"/>
+              <w:jc w:val="left"/>
               <w:rPr>
                 <w:rFonts w:ascii="Times New Roman" w:hAnsi="Times New Roman"/>
               </w:rPr>
@@ -194,7 +180,7 @@
                 <w:tab w:val="clear" w:pos="709"/>
               </w:tabs>
               <w:bidi w:val="0"/>
-              <w:jc w:val="start"/>
+              <w:jc w:val="left"/>
               <w:rPr/>
             </w:pPr>
             <w:r>
@@ -257,7 +243,7 @@
                 <w:tab w:val="clear" w:pos="709"/>
               </w:tabs>
               <w:bidi w:val="0"/>
-              <w:jc w:val="start"/>
+              <w:jc w:val="left"/>
               <w:rPr/>
             </w:pPr>
             <w:r>
@@ -265,7 +251,7 @@
                 <w:rFonts w:ascii="Times New Roman" w:hAnsi="Times New Roman"/>
                 <w:b/>
               </w:rPr>
-              <w:t xml:space="preserve">Дата рождения: </w:t>
+              <w:t>Дата рождения:</w:t>
             </w:r>
           </w:p>
         </w:tc>
@@ -283,7 +269,7 @@
                 <w:tab w:val="clear" w:pos="709"/>
               </w:tabs>
               <w:bidi w:val="0"/>
-              <w:jc w:val="start"/>
+              <w:jc w:val="left"/>
               <w:rPr/>
             </w:pPr>
             <w:r>
@@ -307,7 +293,7 @@
                 <w:tab w:val="clear" w:pos="709"/>
               </w:tabs>
               <w:bidi w:val="0"/>
-              <w:jc w:val="start"/>
+              <w:jc w:val="left"/>
               <w:rPr/>
             </w:pPr>
             <w:r>
@@ -347,43 +333,43 @@
         </w:tc>
         <w:tc>
           <w:tcPr>
-            <w:tcW w:w="1151" w:type="dxa"/>
-            <w:tcBorders/>
-            <w:vAlign w:val="bottom"/>
-          </w:tcPr>
-          <w:p>
-            <w:pPr>
-              <w:pStyle w:val="Normal"/>
-              <w:tabs>
-                <w:tab w:val="clear" w:pos="709"/>
-              </w:tabs>
-              <w:bidi w:val="0"/>
-              <w:jc w:val="start"/>
-              <w:rPr>
-                <w:rFonts w:ascii="Times New Roman" w:hAnsi="Times New Roman"/>
-              </w:rPr>
-            </w:pPr>
-            <w:r>
-              <w:rPr>
-                <w:rFonts w:ascii="Times New Roman" w:hAnsi="Times New Roman"/>
-              </w:rPr>
-            </w:r>
-          </w:p>
-        </w:tc>
-        <w:tc>
-          <w:tcPr>
-            <w:tcW w:w="449" w:type="dxa"/>
-            <w:tcBorders/>
-            <w:vAlign w:val="bottom"/>
-          </w:tcPr>
-          <w:p>
-            <w:pPr>
-              <w:pStyle w:val="Normal"/>
-              <w:tabs>
-                <w:tab w:val="clear" w:pos="709"/>
-              </w:tabs>
-              <w:bidi w:val="0"/>
-              <w:jc w:val="start"/>
+            <w:tcW w:w="1150" w:type="dxa"/>
+            <w:tcBorders/>
+            <w:vAlign w:val="bottom"/>
+          </w:tcPr>
+          <w:p>
+            <w:pPr>
+              <w:pStyle w:val="Normal"/>
+              <w:tabs>
+                <w:tab w:val="clear" w:pos="709"/>
+              </w:tabs>
+              <w:bidi w:val="0"/>
+              <w:jc w:val="left"/>
+              <w:rPr>
+                <w:rFonts w:ascii="Times New Roman" w:hAnsi="Times New Roman"/>
+              </w:rPr>
+            </w:pPr>
+            <w:r>
+              <w:rPr>
+                <w:rFonts w:ascii="Times New Roman" w:hAnsi="Times New Roman"/>
+              </w:rPr>
+            </w:r>
+          </w:p>
+        </w:tc>
+        <w:tc>
+          <w:tcPr>
+            <w:tcW w:w="450" w:type="dxa"/>
+            <w:tcBorders/>
+            <w:vAlign w:val="bottom"/>
+          </w:tcPr>
+          <w:p>
+            <w:pPr>
+              <w:pStyle w:val="Normal"/>
+              <w:tabs>
+                <w:tab w:val="clear" w:pos="709"/>
+              </w:tabs>
+              <w:bidi w:val="0"/>
+              <w:jc w:val="left"/>
               <w:rPr>
                 <w:rFonts w:ascii="Times New Roman" w:hAnsi="Times New Roman"/>
               </w:rPr>
@@ -414,7 +400,7 @@
                 <w:tab w:val="clear" w:pos="709"/>
               </w:tabs>
               <w:bidi w:val="0"/>
-              <w:jc w:val="start"/>
+              <w:jc w:val="left"/>
               <w:rPr>
                 <w:rFonts w:ascii="Times New Roman" w:hAnsi="Times New Roman"/>
                 <w:b/>
@@ -430,7 +416,7 @@
         </w:tc>
         <w:tc>
           <w:tcPr>
-            <w:tcW w:w="2393" w:type="dxa"/>
+            <w:tcW w:w="2392" w:type="dxa"/>
             <w:gridSpan w:val="2"/>
             <w:tcBorders/>
             <w:vAlign w:val="bottom"/>
@@ -456,7 +442,7 @@
         </w:tc>
         <w:tc>
           <w:tcPr>
-            <w:tcW w:w="2305" w:type="dxa"/>
+            <w:tcW w:w="2306" w:type="dxa"/>
             <w:gridSpan w:val="2"/>
             <w:tcBorders/>
             <w:vAlign w:val="bottom"/>
@@ -508,43 +494,43 @@
         </w:tc>
         <w:tc>
           <w:tcPr>
-            <w:tcW w:w="1151" w:type="dxa"/>
-            <w:tcBorders/>
-            <w:vAlign w:val="bottom"/>
-          </w:tcPr>
-          <w:p>
-            <w:pPr>
-              <w:pStyle w:val="Normal"/>
-              <w:tabs>
-                <w:tab w:val="clear" w:pos="709"/>
-              </w:tabs>
-              <w:bidi w:val="0"/>
-              <w:jc w:val="start"/>
-              <w:rPr>
-                <w:rFonts w:ascii="Times New Roman" w:hAnsi="Times New Roman"/>
-              </w:rPr>
-            </w:pPr>
-            <w:r>
-              <w:rPr>
-                <w:rFonts w:ascii="Times New Roman" w:hAnsi="Times New Roman"/>
-              </w:rPr>
-            </w:r>
-          </w:p>
-        </w:tc>
-        <w:tc>
-          <w:tcPr>
-            <w:tcW w:w="449" w:type="dxa"/>
-            <w:tcBorders/>
-            <w:vAlign w:val="bottom"/>
-          </w:tcPr>
-          <w:p>
-            <w:pPr>
-              <w:pStyle w:val="Normal"/>
-              <w:tabs>
-                <w:tab w:val="clear" w:pos="709"/>
-              </w:tabs>
-              <w:bidi w:val="0"/>
-              <w:jc w:val="start"/>
+            <w:tcW w:w="1150" w:type="dxa"/>
+            <w:tcBorders/>
+            <w:vAlign w:val="bottom"/>
+          </w:tcPr>
+          <w:p>
+            <w:pPr>
+              <w:pStyle w:val="Normal"/>
+              <w:tabs>
+                <w:tab w:val="clear" w:pos="709"/>
+              </w:tabs>
+              <w:bidi w:val="0"/>
+              <w:jc w:val="left"/>
+              <w:rPr>
+                <w:rFonts w:ascii="Times New Roman" w:hAnsi="Times New Roman"/>
+              </w:rPr>
+            </w:pPr>
+            <w:r>
+              <w:rPr>
+                <w:rFonts w:ascii="Times New Roman" w:hAnsi="Times New Roman"/>
+              </w:rPr>
+            </w:r>
+          </w:p>
+        </w:tc>
+        <w:tc>
+          <w:tcPr>
+            <w:tcW w:w="450" w:type="dxa"/>
+            <w:tcBorders/>
+            <w:vAlign w:val="bottom"/>
+          </w:tcPr>
+          <w:p>
+            <w:pPr>
+              <w:pStyle w:val="Normal"/>
+              <w:tabs>
+                <w:tab w:val="clear" w:pos="709"/>
+              </w:tabs>
+              <w:bidi w:val="0"/>
+              <w:jc w:val="left"/>
               <w:rPr>
                 <w:rFonts w:ascii="Times New Roman" w:hAnsi="Times New Roman"/>
               </w:rPr>
@@ -575,7 +561,7 @@
                 <w:tab w:val="clear" w:pos="709"/>
               </w:tabs>
               <w:bidi w:val="0"/>
-              <w:jc w:val="start"/>
+              <w:jc w:val="left"/>
               <w:rPr/>
             </w:pPr>
             <w:r>
@@ -602,7 +588,7 @@
                 <w:tab w:val="clear" w:pos="709"/>
               </w:tabs>
               <w:bidi w:val="0"/>
-              <w:jc w:val="start"/>
+              <w:jc w:val="left"/>
               <w:rPr/>
             </w:pPr>
             <w:r>
@@ -620,18 +606,18 @@
         </w:trPr>
         <w:tc>
           <w:tcPr>
-            <w:tcW w:w="1182" w:type="dxa"/>
-            <w:tcBorders/>
-            <w:vAlign w:val="center"/>
-          </w:tcPr>
-          <w:p>
-            <w:pPr>
-              <w:pStyle w:val="Normal"/>
-              <w:tabs>
-                <w:tab w:val="clear" w:pos="709"/>
-              </w:tabs>
-              <w:bidi w:val="0"/>
-              <w:jc w:val="start"/>
+            <w:tcW w:w="1181" w:type="dxa"/>
+            <w:tcBorders/>
+            <w:vAlign w:val="center"/>
+          </w:tcPr>
+          <w:p>
+            <w:pPr>
+              <w:pStyle w:val="Normal"/>
+              <w:tabs>
+                <w:tab w:val="clear" w:pos="709"/>
+              </w:tabs>
+              <w:bidi w:val="0"/>
+              <w:jc w:val="left"/>
               <w:rPr>
                 <w:rFonts w:ascii="Times New Roman" w:hAnsi="Times New Roman"/>
                 <w:b/>
@@ -647,18 +633,18 @@
         </w:tc>
         <w:tc>
           <w:tcPr>
-            <w:tcW w:w="1332" w:type="dxa"/>
-            <w:tcBorders/>
-            <w:vAlign w:val="center"/>
-          </w:tcPr>
-          <w:p>
-            <w:pPr>
-              <w:pStyle w:val="Normal"/>
-              <w:tabs>
-                <w:tab w:val="clear" w:pos="709"/>
-              </w:tabs>
-              <w:bidi w:val="0"/>
-              <w:jc w:val="start"/>
+            <w:tcW w:w="1333" w:type="dxa"/>
+            <w:tcBorders/>
+            <w:vAlign w:val="center"/>
+          </w:tcPr>
+          <w:p>
+            <w:pPr>
+              <w:pStyle w:val="Normal"/>
+              <w:tabs>
+                <w:tab w:val="clear" w:pos="709"/>
+              </w:tabs>
+              <w:bidi w:val="0"/>
+              <w:jc w:val="left"/>
               <w:rPr/>
             </w:pPr>
             <w:r>
@@ -679,7 +665,7 @@
                 <w:tab w:val="clear" w:pos="709"/>
               </w:tabs>
               <w:bidi w:val="0"/>
-              <w:jc w:val="start"/>
+              <w:jc w:val="left"/>
               <w:rPr/>
             </w:pPr>
             <w:r>
@@ -702,7 +688,7 @@
                 <w:tab w:val="clear" w:pos="709"/>
               </w:tabs>
               <w:bidi w:val="0"/>
-              <w:jc w:val="start"/>
+              <w:jc w:val="left"/>
               <w:rPr>
                 <w:rFonts w:ascii="Times New Roman" w:hAnsi="Times New Roman"/>
               </w:rPr>
@@ -721,18 +707,18 @@
         </w:trPr>
         <w:tc>
           <w:tcPr>
-            <w:tcW w:w="1182" w:type="dxa"/>
-            <w:tcBorders/>
-            <w:vAlign w:val="center"/>
-          </w:tcPr>
-          <w:p>
-            <w:pPr>
-              <w:pStyle w:val="Normal"/>
-              <w:tabs>
-                <w:tab w:val="clear" w:pos="709"/>
-              </w:tabs>
-              <w:bidi w:val="0"/>
-              <w:jc w:val="start"/>
+            <w:tcW w:w="1181" w:type="dxa"/>
+            <w:tcBorders/>
+            <w:vAlign w:val="center"/>
+          </w:tcPr>
+          <w:p>
+            <w:pPr>
+              <w:pStyle w:val="Normal"/>
+              <w:tabs>
+                <w:tab w:val="clear" w:pos="709"/>
+              </w:tabs>
+              <w:bidi w:val="0"/>
+              <w:jc w:val="left"/>
               <w:rPr>
                 <w:rFonts w:ascii="Times New Roman" w:hAnsi="Times New Roman"/>
                 <w:b/>
@@ -748,18 +734,18 @@
         </w:tc>
         <w:tc>
           <w:tcPr>
-            <w:tcW w:w="1332" w:type="dxa"/>
-            <w:tcBorders/>
-            <w:vAlign w:val="center"/>
-          </w:tcPr>
-          <w:p>
-            <w:pPr>
-              <w:pStyle w:val="Normal"/>
-              <w:tabs>
-                <w:tab w:val="clear" w:pos="709"/>
-              </w:tabs>
-              <w:bidi w:val="0"/>
-              <w:jc w:val="start"/>
+            <w:tcW w:w="1333" w:type="dxa"/>
+            <w:tcBorders/>
+            <w:vAlign w:val="center"/>
+          </w:tcPr>
+          <w:p>
+            <w:pPr>
+              <w:pStyle w:val="Normal"/>
+              <w:tabs>
+                <w:tab w:val="clear" w:pos="709"/>
+              </w:tabs>
+              <w:bidi w:val="0"/>
+              <w:jc w:val="left"/>
               <w:rPr/>
             </w:pPr>
             <w:r>
@@ -780,7 +766,7 @@
                 <w:tab w:val="clear" w:pos="709"/>
               </w:tabs>
               <w:bidi w:val="0"/>
-              <w:jc w:val="start"/>
+              <w:jc w:val="left"/>
               <w:rPr/>
             </w:pPr>
             <w:r>
@@ -803,7 +789,7 @@
                 <w:tab w:val="clear" w:pos="709"/>
               </w:tabs>
               <w:bidi w:val="0"/>
-              <w:jc w:val="start"/>
+              <w:jc w:val="left"/>
               <w:rPr>
                 <w:rFonts w:ascii="Times New Roman" w:hAnsi="Times New Roman"/>
               </w:rPr>
@@ -834,7 +820,7 @@
                 <w:tab w:val="clear" w:pos="709"/>
               </w:tabs>
               <w:bidi w:val="0"/>
-              <w:jc w:val="start"/>
+              <w:jc w:val="left"/>
               <w:rPr/>
             </w:pPr>
             <w:r>
@@ -862,7 +848,7 @@
                 <w:tab w:val="left" w:pos="7042" w:leader="none"/>
               </w:tabs>
               <w:bidi w:val="0"/>
-              <w:jc w:val="start"/>
+              <w:jc w:val="left"/>
               <w:rPr>
                 <w:rFonts w:ascii="Times New Roman" w:hAnsi="Times New Roman"/>
               </w:rPr>
@@ -881,18 +867,18 @@
         </w:trPr>
         <w:tc>
           <w:tcPr>
-            <w:tcW w:w="1182" w:type="dxa"/>
-            <w:tcBorders/>
-            <w:vAlign w:val="center"/>
-          </w:tcPr>
-          <w:p>
-            <w:pPr>
-              <w:pStyle w:val="Normal"/>
-              <w:tabs>
-                <w:tab w:val="clear" w:pos="709"/>
-              </w:tabs>
-              <w:bidi w:val="0"/>
-              <w:jc w:val="start"/>
+            <w:tcW w:w="1181" w:type="dxa"/>
+            <w:tcBorders/>
+            <w:vAlign w:val="center"/>
+          </w:tcPr>
+          <w:p>
+            <w:pPr>
+              <w:pStyle w:val="Normal"/>
+              <w:tabs>
+                <w:tab w:val="clear" w:pos="709"/>
+              </w:tabs>
+              <w:bidi w:val="0"/>
+              <w:jc w:val="left"/>
               <w:rPr>
                 <w:rFonts w:ascii="Times New Roman" w:hAnsi="Times New Roman"/>
                 <w:b/>
@@ -908,18 +894,18 @@
         </w:tc>
         <w:tc>
           <w:tcPr>
-            <w:tcW w:w="1332" w:type="dxa"/>
-            <w:tcBorders/>
-            <w:vAlign w:val="center"/>
-          </w:tcPr>
-          <w:p>
-            <w:pPr>
-              <w:pStyle w:val="Normal"/>
-              <w:tabs>
-                <w:tab w:val="clear" w:pos="709"/>
-              </w:tabs>
-              <w:bidi w:val="0"/>
-              <w:jc w:val="start"/>
+            <w:tcW w:w="1333" w:type="dxa"/>
+            <w:tcBorders/>
+            <w:vAlign w:val="center"/>
+          </w:tcPr>
+          <w:p>
+            <w:pPr>
+              <w:pStyle w:val="Normal"/>
+              <w:tabs>
+                <w:tab w:val="clear" w:pos="709"/>
+              </w:tabs>
+              <w:bidi w:val="0"/>
+              <w:jc w:val="left"/>
               <w:rPr/>
             </w:pPr>
             <w:r>
@@ -940,7 +926,7 @@
                 <w:tab w:val="clear" w:pos="709"/>
               </w:tabs>
               <w:bidi w:val="0"/>
-              <w:jc w:val="start"/>
+              <w:jc w:val="left"/>
               <w:rPr/>
             </w:pPr>
             <w:r>
@@ -963,7 +949,7 @@
                 <w:tab w:val="clear" w:pos="709"/>
               </w:tabs>
               <w:bidi w:val="0"/>
-              <w:jc w:val="start"/>
+              <w:jc w:val="left"/>
               <w:rPr>
                 <w:rFonts w:ascii="Times New Roman" w:hAnsi="Times New Roman"/>
               </w:rPr>
@@ -982,18 +968,18 @@
         </w:trPr>
         <w:tc>
           <w:tcPr>
-            <w:tcW w:w="1182" w:type="dxa"/>
-            <w:tcBorders/>
-            <w:vAlign w:val="center"/>
-          </w:tcPr>
-          <w:p>
-            <w:pPr>
-              <w:pStyle w:val="Normal"/>
-              <w:tabs>
-                <w:tab w:val="clear" w:pos="709"/>
-              </w:tabs>
-              <w:bidi w:val="0"/>
-              <w:jc w:val="start"/>
+            <w:tcW w:w="1181" w:type="dxa"/>
+            <w:tcBorders/>
+            <w:vAlign w:val="center"/>
+          </w:tcPr>
+          <w:p>
+            <w:pPr>
+              <w:pStyle w:val="Normal"/>
+              <w:tabs>
+                <w:tab w:val="clear" w:pos="709"/>
+              </w:tabs>
+              <w:bidi w:val="0"/>
+              <w:jc w:val="left"/>
               <w:rPr>
                 <w:rFonts w:ascii="Times New Roman" w:hAnsi="Times New Roman"/>
                 <w:b/>
@@ -1009,18 +995,18 @@
         </w:tc>
         <w:tc>
           <w:tcPr>
-            <w:tcW w:w="1332" w:type="dxa"/>
-            <w:tcBorders/>
-            <w:vAlign w:val="center"/>
-          </w:tcPr>
-          <w:p>
-            <w:pPr>
-              <w:pStyle w:val="Normal"/>
-              <w:tabs>
-                <w:tab w:val="clear" w:pos="709"/>
-              </w:tabs>
-              <w:bidi w:val="0"/>
-              <w:jc w:val="start"/>
+            <w:tcW w:w="1333" w:type="dxa"/>
+            <w:tcBorders/>
+            <w:vAlign w:val="center"/>
+          </w:tcPr>
+          <w:p>
+            <w:pPr>
+              <w:pStyle w:val="Normal"/>
+              <w:tabs>
+                <w:tab w:val="clear" w:pos="709"/>
+              </w:tabs>
+              <w:bidi w:val="0"/>
+              <w:jc w:val="left"/>
               <w:rPr/>
             </w:pPr>
             <w:r>
@@ -1041,7 +1027,7 @@
                 <w:tab w:val="clear" w:pos="709"/>
               </w:tabs>
               <w:bidi w:val="0"/>
-              <w:jc w:val="start"/>
+              <w:jc w:val="left"/>
               <w:rPr/>
             </w:pPr>
             <w:r>
@@ -1064,7 +1050,7 @@
                 <w:tab w:val="clear" w:pos="709"/>
               </w:tabs>
               <w:bidi w:val="0"/>
-              <w:jc w:val="start"/>
+              <w:jc w:val="left"/>
               <w:rPr>
                 <w:rFonts w:ascii="Times New Roman" w:hAnsi="Times New Roman"/>
               </w:rPr>
@@ -1095,7 +1081,7 @@
                 <w:tab w:val="clear" w:pos="709"/>
               </w:tabs>
               <w:bidi w:val="0"/>
-              <w:jc w:val="start"/>
+              <w:jc w:val="left"/>
               <w:rPr/>
             </w:pPr>
             <w:r>
@@ -1122,13 +1108,15 @@
                 <w:tab w:val="clear" w:pos="709"/>
               </w:tabs>
               <w:bidi w:val="0"/>
-              <w:jc w:val="start"/>
-              <w:rPr>
-                <w:rFonts w:ascii="Times New Roman" w:hAnsi="Times New Roman"/>
-              </w:rPr>
-            </w:pPr>
-            <w:r>
-              <w:rPr/>
+              <w:jc w:val="left"/>
+              <w:rPr>
+                <w:rFonts w:ascii="Times New Roman" w:hAnsi="Times New Roman"/>
+              </w:rPr>
+            </w:pPr>
+            <w:r>
+              <w:rPr>
+                <w:rFonts w:ascii="Times New Roman" w:hAnsi="Times New Roman"/>
+              </w:rPr>
             </w:r>
           </w:p>
         </w:tc>
@@ -1139,18 +1127,18 @@
         </w:trPr>
         <w:tc>
           <w:tcPr>
-            <w:tcW w:w="1182" w:type="dxa"/>
-            <w:tcBorders/>
-            <w:vAlign w:val="bottom"/>
-          </w:tcPr>
-          <w:p>
-            <w:pPr>
-              <w:pStyle w:val="Normal"/>
-              <w:tabs>
-                <w:tab w:val="clear" w:pos="709"/>
-              </w:tabs>
-              <w:bidi w:val="0"/>
-              <w:jc w:val="start"/>
+            <w:tcW w:w="1181" w:type="dxa"/>
+            <w:tcBorders/>
+            <w:vAlign w:val="bottom"/>
+          </w:tcPr>
+          <w:p>
+            <w:pPr>
+              <w:pStyle w:val="Normal"/>
+              <w:tabs>
+                <w:tab w:val="clear" w:pos="709"/>
+              </w:tabs>
+              <w:bidi w:val="0"/>
+              <w:jc w:val="left"/>
               <w:rPr>
                 <w:rFonts w:ascii="Times New Roman" w:hAnsi="Times New Roman"/>
                 <w:b/>
@@ -1166,18 +1154,18 @@
         </w:tc>
         <w:tc>
           <w:tcPr>
-            <w:tcW w:w="1332" w:type="dxa"/>
-            <w:tcBorders/>
-            <w:vAlign w:val="bottom"/>
-          </w:tcPr>
-          <w:p>
-            <w:pPr>
-              <w:pStyle w:val="Normal"/>
-              <w:tabs>
-                <w:tab w:val="clear" w:pos="709"/>
-              </w:tabs>
-              <w:bidi w:val="0"/>
-              <w:jc w:val="start"/>
+            <w:tcW w:w="1333" w:type="dxa"/>
+            <w:tcBorders/>
+            <w:vAlign w:val="bottom"/>
+          </w:tcPr>
+          <w:p>
+            <w:pPr>
+              <w:pStyle w:val="Normal"/>
+              <w:tabs>
+                <w:tab w:val="clear" w:pos="709"/>
+              </w:tabs>
+              <w:bidi w:val="0"/>
+              <w:jc w:val="left"/>
               <w:rPr/>
             </w:pPr>
             <w:r>
@@ -1198,7 +1186,7 @@
                 <w:tab w:val="clear" w:pos="709"/>
               </w:tabs>
               <w:bidi w:val="0"/>
-              <w:jc w:val="start"/>
+              <w:jc w:val="left"/>
               <w:rPr/>
             </w:pPr>
             <w:r>
@@ -1221,7 +1209,7 @@
                 <w:tab w:val="clear" w:pos="709"/>
               </w:tabs>
               <w:bidi w:val="0"/>
-              <w:jc w:val="start"/>
+              <w:jc w:val="left"/>
               <w:rPr>
                 <w:rFonts w:ascii="Times New Roman" w:hAnsi="Times New Roman"/>
               </w:rPr>
@@ -1251,7 +1239,7 @@
                 <w:tab w:val="clear" w:pos="709"/>
               </w:tabs>
               <w:bidi w:val="0"/>
-              <w:jc w:val="start"/>
+              <w:jc w:val="left"/>
               <w:rPr/>
             </w:pPr>
             <w:r>
@@ -1282,7 +1270,7 @@
                 <w:tab w:val="clear" w:pos="709"/>
               </w:tabs>
               <w:bidi w:val="0"/>
-              <w:jc w:val="start"/>
+              <w:jc w:val="left"/>
               <w:rPr/>
             </w:pPr>
             <w:r>
@@ -1308,7 +1296,7 @@
                 <w:tab w:val="clear" w:pos="709"/>
               </w:tabs>
               <w:bidi w:val="0"/>
-              <w:jc w:val="start"/>
+              <w:jc w:val="left"/>
               <w:rPr/>
             </w:pPr>
             <w:r>
@@ -1326,43 +1314,43 @@
         </w:trPr>
         <w:tc>
           <w:tcPr>
-            <w:tcW w:w="1182" w:type="dxa"/>
-            <w:tcBorders/>
-            <w:vAlign w:val="center"/>
-          </w:tcPr>
-          <w:p>
-            <w:pPr>
-              <w:pStyle w:val="Normal"/>
-              <w:tabs>
-                <w:tab w:val="clear" w:pos="709"/>
-              </w:tabs>
-              <w:bidi w:val="0"/>
-              <w:jc w:val="start"/>
-              <w:rPr>
-                <w:rFonts w:ascii="Times New Roman" w:hAnsi="Times New Roman"/>
-              </w:rPr>
-            </w:pPr>
-            <w:r>
-              <w:rPr>
-                <w:rFonts w:ascii="Times New Roman" w:hAnsi="Times New Roman"/>
-              </w:rPr>
-            </w:r>
-          </w:p>
-        </w:tc>
-        <w:tc>
-          <w:tcPr>
-            <w:tcW w:w="1332" w:type="dxa"/>
-            <w:tcBorders/>
-            <w:vAlign w:val="center"/>
-          </w:tcPr>
-          <w:p>
-            <w:pPr>
-              <w:pStyle w:val="Normal"/>
-              <w:tabs>
-                <w:tab w:val="clear" w:pos="709"/>
-              </w:tabs>
-              <w:bidi w:val="0"/>
-              <w:jc w:val="start"/>
+            <w:tcW w:w="1181" w:type="dxa"/>
+            <w:tcBorders/>
+            <w:vAlign w:val="center"/>
+          </w:tcPr>
+          <w:p>
+            <w:pPr>
+              <w:pStyle w:val="Normal"/>
+              <w:tabs>
+                <w:tab w:val="clear" w:pos="709"/>
+              </w:tabs>
+              <w:bidi w:val="0"/>
+              <w:jc w:val="left"/>
+              <w:rPr>
+                <w:rFonts w:ascii="Times New Roman" w:hAnsi="Times New Roman"/>
+              </w:rPr>
+            </w:pPr>
+            <w:r>
+              <w:rPr>
+                <w:rFonts w:ascii="Times New Roman" w:hAnsi="Times New Roman"/>
+              </w:rPr>
+            </w:r>
+          </w:p>
+        </w:tc>
+        <w:tc>
+          <w:tcPr>
+            <w:tcW w:w="1333" w:type="dxa"/>
+            <w:tcBorders/>
+            <w:vAlign w:val="center"/>
+          </w:tcPr>
+          <w:p>
+            <w:pPr>
+              <w:pStyle w:val="Normal"/>
+              <w:tabs>
+                <w:tab w:val="clear" w:pos="709"/>
+              </w:tabs>
+              <w:bidi w:val="0"/>
+              <w:jc w:val="left"/>
               <w:rPr>
                 <w:rFonts w:ascii="Times New Roman" w:hAnsi="Times New Roman"/>
               </w:rPr>
@@ -1389,7 +1377,7 @@
                 <w:tab w:val="clear" w:pos="709"/>
               </w:tabs>
               <w:bidi w:val="0"/>
-              <w:jc w:val="start"/>
+              <w:jc w:val="left"/>
               <w:rPr>
                 <w:rFonts w:ascii="Times New Roman" w:hAnsi="Times New Roman"/>
               </w:rPr>
@@ -1408,43 +1396,43 @@
         </w:trPr>
         <w:tc>
           <w:tcPr>
-            <w:tcW w:w="1182" w:type="dxa"/>
-            <w:tcBorders/>
-            <w:vAlign w:val="center"/>
-          </w:tcPr>
-          <w:p>
-            <w:pPr>
-              <w:pStyle w:val="Normal"/>
-              <w:tabs>
-                <w:tab w:val="clear" w:pos="709"/>
-              </w:tabs>
-              <w:bidi w:val="0"/>
-              <w:jc w:val="start"/>
-              <w:rPr>
-                <w:rFonts w:ascii="Times New Roman" w:hAnsi="Times New Roman"/>
-              </w:rPr>
-            </w:pPr>
-            <w:r>
-              <w:rPr>
-                <w:rFonts w:ascii="Times New Roman" w:hAnsi="Times New Roman"/>
-              </w:rPr>
-            </w:r>
-          </w:p>
-        </w:tc>
-        <w:tc>
-          <w:tcPr>
-            <w:tcW w:w="1332" w:type="dxa"/>
-            <w:tcBorders/>
-            <w:vAlign w:val="center"/>
-          </w:tcPr>
-          <w:p>
-            <w:pPr>
-              <w:pStyle w:val="Normal"/>
-              <w:tabs>
-                <w:tab w:val="clear" w:pos="709"/>
-              </w:tabs>
-              <w:bidi w:val="0"/>
-              <w:jc w:val="start"/>
+            <w:tcW w:w="1181" w:type="dxa"/>
+            <w:tcBorders/>
+            <w:vAlign w:val="center"/>
+          </w:tcPr>
+          <w:p>
+            <w:pPr>
+              <w:pStyle w:val="Normal"/>
+              <w:tabs>
+                <w:tab w:val="clear" w:pos="709"/>
+              </w:tabs>
+              <w:bidi w:val="0"/>
+              <w:jc w:val="left"/>
+              <w:rPr>
+                <w:rFonts w:ascii="Times New Roman" w:hAnsi="Times New Roman"/>
+              </w:rPr>
+            </w:pPr>
+            <w:r>
+              <w:rPr>
+                <w:rFonts w:ascii="Times New Roman" w:hAnsi="Times New Roman"/>
+              </w:rPr>
+            </w:r>
+          </w:p>
+        </w:tc>
+        <w:tc>
+          <w:tcPr>
+            <w:tcW w:w="1333" w:type="dxa"/>
+            <w:tcBorders/>
+            <w:vAlign w:val="center"/>
+          </w:tcPr>
+          <w:p>
+            <w:pPr>
+              <w:pStyle w:val="Normal"/>
+              <w:tabs>
+                <w:tab w:val="clear" w:pos="709"/>
+              </w:tabs>
+              <w:bidi w:val="0"/>
+              <w:jc w:val="left"/>
               <w:rPr>
                 <w:rFonts w:ascii="Times New Roman" w:hAnsi="Times New Roman"/>
               </w:rPr>
@@ -1471,7 +1459,7 @@
                 <w:tab w:val="clear" w:pos="709"/>
               </w:tabs>
               <w:bidi w:val="0"/>
-              <w:jc w:val="start"/>
+              <w:jc w:val="left"/>
               <w:rPr>
                 <w:rFonts w:ascii="Times New Roman" w:hAnsi="Times New Roman"/>
               </w:rPr>
@@ -1490,43 +1478,43 @@
         </w:trPr>
         <w:tc>
           <w:tcPr>
-            <w:tcW w:w="1182" w:type="dxa"/>
-            <w:tcBorders/>
-            <w:vAlign w:val="center"/>
-          </w:tcPr>
-          <w:p>
-            <w:pPr>
-              <w:pStyle w:val="Normal"/>
-              <w:tabs>
-                <w:tab w:val="clear" w:pos="709"/>
-              </w:tabs>
-              <w:bidi w:val="0"/>
-              <w:jc w:val="start"/>
-              <w:rPr>
-                <w:rFonts w:ascii="Times New Roman" w:hAnsi="Times New Roman"/>
-              </w:rPr>
-            </w:pPr>
-            <w:r>
-              <w:rPr>
-                <w:rFonts w:ascii="Times New Roman" w:hAnsi="Times New Roman"/>
-              </w:rPr>
-            </w:r>
-          </w:p>
-        </w:tc>
-        <w:tc>
-          <w:tcPr>
-            <w:tcW w:w="1332" w:type="dxa"/>
-            <w:tcBorders/>
-            <w:vAlign w:val="center"/>
-          </w:tcPr>
-          <w:p>
-            <w:pPr>
-              <w:pStyle w:val="Normal"/>
-              <w:tabs>
-                <w:tab w:val="clear" w:pos="709"/>
-              </w:tabs>
-              <w:bidi w:val="0"/>
-              <w:jc w:val="start"/>
+            <w:tcW w:w="1181" w:type="dxa"/>
+            <w:tcBorders/>
+            <w:vAlign w:val="center"/>
+          </w:tcPr>
+          <w:p>
+            <w:pPr>
+              <w:pStyle w:val="Normal"/>
+              <w:tabs>
+                <w:tab w:val="clear" w:pos="709"/>
+              </w:tabs>
+              <w:bidi w:val="0"/>
+              <w:jc w:val="left"/>
+              <w:rPr>
+                <w:rFonts w:ascii="Times New Roman" w:hAnsi="Times New Roman"/>
+              </w:rPr>
+            </w:pPr>
+            <w:r>
+              <w:rPr>
+                <w:rFonts w:ascii="Times New Roman" w:hAnsi="Times New Roman"/>
+              </w:rPr>
+            </w:r>
+          </w:p>
+        </w:tc>
+        <w:tc>
+          <w:tcPr>
+            <w:tcW w:w="1333" w:type="dxa"/>
+            <w:tcBorders/>
+            <w:vAlign w:val="center"/>
+          </w:tcPr>
+          <w:p>
+            <w:pPr>
+              <w:pStyle w:val="Normal"/>
+              <w:tabs>
+                <w:tab w:val="clear" w:pos="709"/>
+              </w:tabs>
+              <w:bidi w:val="0"/>
+              <w:jc w:val="left"/>
               <w:rPr>
                 <w:rFonts w:ascii="Times New Roman" w:hAnsi="Times New Roman"/>
               </w:rPr>
@@ -1553,7 +1541,7 @@
                 <w:tab w:val="clear" w:pos="709"/>
               </w:tabs>
               <w:bidi w:val="0"/>
-              <w:jc w:val="start"/>
+              <w:jc w:val="left"/>
               <w:rPr>
                 <w:rFonts w:ascii="Times New Roman" w:hAnsi="Times New Roman"/>
               </w:rPr>
@@ -1572,7 +1560,7 @@
         </w:trPr>
         <w:tc>
           <w:tcPr>
-            <w:tcW w:w="10667" w:type="dxa"/>
+            <w:tcW w:w="10666" w:type="dxa"/>
             <w:gridSpan w:val="9"/>
             <w:tcBorders/>
             <w:vAlign w:val="bottom"/>
@@ -1584,7 +1572,7 @@
                 <w:tab w:val="clear" w:pos="709"/>
               </w:tabs>
               <w:bidi w:val="0"/>
-              <w:jc w:val="start"/>
+              <w:jc w:val="left"/>
               <w:rPr/>
             </w:pPr>
             <w:r>
@@ -1598,18 +1586,18 @@
         </w:tc>
         <w:tc>
           <w:tcPr>
-            <w:tcW w:w="449" w:type="dxa"/>
-            <w:tcBorders/>
-            <w:vAlign w:val="bottom"/>
-          </w:tcPr>
-          <w:p>
-            <w:pPr>
-              <w:pStyle w:val="Normal"/>
-              <w:tabs>
-                <w:tab w:val="clear" w:pos="709"/>
-              </w:tabs>
-              <w:bidi w:val="0"/>
-              <w:jc w:val="start"/>
+            <w:tcW w:w="450" w:type="dxa"/>
+            <w:tcBorders/>
+            <w:vAlign w:val="bottom"/>
+          </w:tcPr>
+          <w:p>
+            <w:pPr>
+              <w:pStyle w:val="Normal"/>
+              <w:tabs>
+                <w:tab w:val="clear" w:pos="709"/>
+              </w:tabs>
+              <w:bidi w:val="0"/>
+              <w:jc w:val="left"/>
               <w:rPr>
                 <w:rFonts w:ascii="Times New Roman" w:hAnsi="Times New Roman"/>
               </w:rPr>
@@ -1628,7 +1616,7 @@
         </w:trPr>
         <w:tc>
           <w:tcPr>
-            <w:tcW w:w="10667" w:type="dxa"/>
+            <w:tcW w:w="10666" w:type="dxa"/>
             <w:gridSpan w:val="9"/>
             <w:tcBorders/>
             <w:vAlign w:val="bottom"/>
@@ -1640,7 +1628,7 @@
                 <w:tab w:val="clear" w:pos="709"/>
               </w:tabs>
               <w:bidi w:val="0"/>
-              <w:jc w:val="start"/>
+              <w:jc w:val="left"/>
               <w:rPr/>
             </w:pPr>
             <w:r>
@@ -1648,31 +1636,24 @@
                 <w:rFonts w:ascii="Times New Roman" w:hAnsi="Times New Roman"/>
                 <w:b/>
               </w:rPr>
-              <w:t>${EXAM_TYPE}</w:t>
-            </w:r>
-            <w:r>
-              <w:rPr>
-                <w:rFonts w:ascii="Times New Roman" w:hAnsi="Times New Roman"/>
-                <w:b/>
-              </w:rPr>
-              <w:t xml:space="preserve"> осмотра (обследования)</w:t>
-            </w:r>
-          </w:p>
-        </w:tc>
-        <w:tc>
-          <w:tcPr>
-            <w:tcW w:w="449" w:type="dxa"/>
-            <w:tcBorders/>
-            <w:vAlign w:val="bottom"/>
-          </w:tcPr>
-          <w:p>
-            <w:pPr>
-              <w:pStyle w:val="Normal"/>
-              <w:tabs>
-                <w:tab w:val="clear" w:pos="709"/>
-              </w:tabs>
-              <w:bidi w:val="0"/>
-              <w:jc w:val="start"/>
+              <w:t>${EXAM_TYPE} осмотра (обследования)</w:t>
+            </w:r>
+          </w:p>
+        </w:tc>
+        <w:tc>
+          <w:tcPr>
+            <w:tcW w:w="450" w:type="dxa"/>
+            <w:tcBorders/>
+            <w:vAlign w:val="bottom"/>
+          </w:tcPr>
+          <w:p>
+            <w:pPr>
+              <w:pStyle w:val="Normal"/>
+              <w:tabs>
+                <w:tab w:val="clear" w:pos="709"/>
+              </w:tabs>
+              <w:bidi w:val="0"/>
+              <w:jc w:val="left"/>
               <w:rPr>
                 <w:rFonts w:ascii="Times New Roman" w:hAnsi="Times New Roman"/>
               </w:rPr>
@@ -1691,7 +1672,7 @@
         </w:trPr>
         <w:tc>
           <w:tcPr>
-            <w:tcW w:w="10667" w:type="dxa"/>
+            <w:tcW w:w="10666" w:type="dxa"/>
             <w:gridSpan w:val="9"/>
             <w:tcBorders/>
             <w:vAlign w:val="bottom"/>
@@ -1703,7 +1684,7 @@
                 <w:tab w:val="clear" w:pos="709"/>
               </w:tabs>
               <w:bidi w:val="0"/>
-              <w:jc w:val="start"/>
+              <w:jc w:val="left"/>
               <w:rPr/>
             </w:pPr>
             <w:r>
@@ -1717,18 +1698,18 @@
         </w:tc>
         <w:tc>
           <w:tcPr>
-            <w:tcW w:w="449" w:type="dxa"/>
-            <w:tcBorders/>
-            <w:vAlign w:val="bottom"/>
-          </w:tcPr>
-          <w:p>
-            <w:pPr>
-              <w:pStyle w:val="Normal"/>
-              <w:tabs>
-                <w:tab w:val="clear" w:pos="709"/>
-              </w:tabs>
-              <w:bidi w:val="0"/>
-              <w:jc w:val="start"/>
+            <w:tcW w:w="450" w:type="dxa"/>
+            <w:tcBorders/>
+            <w:vAlign w:val="bottom"/>
+          </w:tcPr>
+          <w:p>
+            <w:pPr>
+              <w:pStyle w:val="Normal"/>
+              <w:tabs>
+                <w:tab w:val="clear" w:pos="709"/>
+              </w:tabs>
+              <w:bidi w:val="0"/>
+              <w:jc w:val="left"/>
               <w:rPr>
                 <w:rFonts w:ascii="Times New Roman" w:hAnsi="Times New Roman"/>
               </w:rPr>
@@ -1772,7 +1753,7 @@
         </w:tc>
         <w:tc>
           <w:tcPr>
-            <w:tcW w:w="8153" w:type="dxa"/>
+            <w:tcW w:w="8152" w:type="dxa"/>
             <w:gridSpan w:val="7"/>
             <w:tcBorders/>
             <w:vAlign w:val="bottom"/>
@@ -1798,18 +1779,18 @@
         </w:tc>
         <w:tc>
           <w:tcPr>
-            <w:tcW w:w="449" w:type="dxa"/>
-            <w:tcBorders/>
-            <w:vAlign w:val="bottom"/>
-          </w:tcPr>
-          <w:p>
-            <w:pPr>
-              <w:pStyle w:val="Normal"/>
-              <w:tabs>
-                <w:tab w:val="clear" w:pos="709"/>
-              </w:tabs>
-              <w:bidi w:val="0"/>
-              <w:jc w:val="start"/>
+            <w:tcW w:w="450" w:type="dxa"/>
+            <w:tcBorders/>
+            <w:vAlign w:val="bottom"/>
+          </w:tcPr>
+          <w:p>
+            <w:pPr>
+              <w:pStyle w:val="Normal"/>
+              <w:tabs>
+                <w:tab w:val="clear" w:pos="709"/>
+              </w:tabs>
+              <w:bidi w:val="0"/>
+              <w:jc w:val="left"/>
               <w:rPr>
                 <w:rFonts w:ascii="Times New Roman" w:hAnsi="Times New Roman"/>
               </w:rPr>
@@ -1840,7 +1821,7 @@
                 <w:tab w:val="clear" w:pos="709"/>
               </w:tabs>
               <w:bidi w:val="0"/>
-              <w:jc w:val="start"/>
+              <w:jc w:val="left"/>
               <w:rPr/>
             </w:pPr>
             <w:r>
@@ -1864,32 +1845,32 @@
                 <w:tab w:val="clear" w:pos="709"/>
               </w:tabs>
               <w:bidi w:val="0"/>
-              <w:jc w:val="start"/>
-              <w:rPr>
-                <w:rFonts w:ascii="Times New Roman" w:hAnsi="Times New Roman"/>
-              </w:rPr>
-            </w:pPr>
-            <w:r>
-              <w:rPr>
-                <w:rFonts w:ascii="Times New Roman" w:hAnsi="Times New Roman"/>
-              </w:rPr>
-            </w:r>
-          </w:p>
-        </w:tc>
-        <w:tc>
-          <w:tcPr>
-            <w:tcW w:w="1291" w:type="dxa"/>
-            <w:tcBorders/>
-            <w:vAlign w:val="center"/>
-          </w:tcPr>
-          <w:p>
-            <w:pPr>
-              <w:pStyle w:val="Normal"/>
-              <w:tabs>
-                <w:tab w:val="clear" w:pos="709"/>
-              </w:tabs>
-              <w:bidi w:val="0"/>
-              <w:jc w:val="start"/>
+              <w:jc w:val="left"/>
+              <w:rPr>
+                <w:rFonts w:ascii="Times New Roman" w:hAnsi="Times New Roman"/>
+              </w:rPr>
+            </w:pPr>
+            <w:r>
+              <w:rPr>
+                <w:rFonts w:ascii="Times New Roman" w:hAnsi="Times New Roman"/>
+              </w:rPr>
+            </w:r>
+          </w:p>
+        </w:tc>
+        <w:tc>
+          <w:tcPr>
+            <w:tcW w:w="1290" w:type="dxa"/>
+            <w:tcBorders/>
+            <w:vAlign w:val="center"/>
+          </w:tcPr>
+          <w:p>
+            <w:pPr>
+              <w:pStyle w:val="Normal"/>
+              <w:tabs>
+                <w:tab w:val="clear" w:pos="709"/>
+              </w:tabs>
+              <w:bidi w:val="0"/>
+              <w:jc w:val="left"/>
               <w:rPr/>
             </w:pPr>
             <w:r>
@@ -1902,18 +1883,18 @@
         </w:tc>
         <w:tc>
           <w:tcPr>
-            <w:tcW w:w="1153" w:type="dxa"/>
-            <w:tcBorders/>
-            <w:vAlign w:val="center"/>
-          </w:tcPr>
-          <w:p>
-            <w:pPr>
-              <w:pStyle w:val="Normal"/>
-              <w:tabs>
-                <w:tab w:val="clear" w:pos="709"/>
-              </w:tabs>
-              <w:bidi w:val="0"/>
-              <w:jc w:val="start"/>
+            <w:tcW w:w="1154" w:type="dxa"/>
+            <w:tcBorders/>
+            <w:vAlign w:val="center"/>
+          </w:tcPr>
+          <w:p>
+            <w:pPr>
+              <w:pStyle w:val="Normal"/>
+              <w:tabs>
+                <w:tab w:val="clear" w:pos="709"/>
+              </w:tabs>
+              <w:bidi w:val="0"/>
+              <w:jc w:val="left"/>
               <w:rPr>
                 <w:rFonts w:ascii="Times New Roman" w:hAnsi="Times New Roman"/>
               </w:rPr>
@@ -1938,7 +1919,7 @@
                 <w:tab w:val="clear" w:pos="709"/>
               </w:tabs>
               <w:bidi w:val="0"/>
-              <w:jc w:val="start"/>
+              <w:jc w:val="left"/>
               <w:rPr/>
             </w:pPr>
             <w:r>
@@ -1951,43 +1932,43 @@
         </w:tc>
         <w:tc>
           <w:tcPr>
-            <w:tcW w:w="1151" w:type="dxa"/>
-            <w:tcBorders/>
-            <w:vAlign w:val="center"/>
-          </w:tcPr>
-          <w:p>
-            <w:pPr>
-              <w:pStyle w:val="Normal"/>
-              <w:tabs>
-                <w:tab w:val="clear" w:pos="709"/>
-              </w:tabs>
-              <w:bidi w:val="0"/>
-              <w:jc w:val="start"/>
-              <w:rPr>
-                <w:rFonts w:ascii="Times New Roman" w:hAnsi="Times New Roman"/>
-              </w:rPr>
-            </w:pPr>
-            <w:r>
-              <w:rPr>
-                <w:rFonts w:ascii="Times New Roman" w:hAnsi="Times New Roman"/>
-              </w:rPr>
-            </w:r>
-          </w:p>
-        </w:tc>
-        <w:tc>
-          <w:tcPr>
-            <w:tcW w:w="1153" w:type="dxa"/>
-            <w:tcBorders/>
-            <w:vAlign w:val="center"/>
-          </w:tcPr>
-          <w:p>
-            <w:pPr>
-              <w:pStyle w:val="Normal"/>
-              <w:tabs>
-                <w:tab w:val="clear" w:pos="709"/>
-              </w:tabs>
-              <w:bidi w:val="0"/>
-              <w:jc w:val="start"/>
+            <w:tcW w:w="1150" w:type="dxa"/>
+            <w:tcBorders/>
+            <w:vAlign w:val="center"/>
+          </w:tcPr>
+          <w:p>
+            <w:pPr>
+              <w:pStyle w:val="Normal"/>
+              <w:tabs>
+                <w:tab w:val="clear" w:pos="709"/>
+              </w:tabs>
+              <w:bidi w:val="0"/>
+              <w:jc w:val="left"/>
+              <w:rPr>
+                <w:rFonts w:ascii="Times New Roman" w:hAnsi="Times New Roman"/>
+              </w:rPr>
+            </w:pPr>
+            <w:r>
+              <w:rPr>
+                <w:rFonts w:ascii="Times New Roman" w:hAnsi="Times New Roman"/>
+              </w:rPr>
+            </w:r>
+          </w:p>
+        </w:tc>
+        <w:tc>
+          <w:tcPr>
+            <w:tcW w:w="1154" w:type="dxa"/>
+            <w:tcBorders/>
+            <w:vAlign w:val="center"/>
+          </w:tcPr>
+          <w:p>
+            <w:pPr>
+              <w:pStyle w:val="Normal"/>
+              <w:tabs>
+                <w:tab w:val="clear" w:pos="709"/>
+              </w:tabs>
+              <w:bidi w:val="0"/>
+              <w:jc w:val="left"/>
               <w:rPr/>
             </w:pPr>
             <w:r>
@@ -2000,43 +1981,43 @@
         </w:tc>
         <w:tc>
           <w:tcPr>
-            <w:tcW w:w="1151" w:type="dxa"/>
-            <w:tcBorders/>
-            <w:vAlign w:val="center"/>
-          </w:tcPr>
-          <w:p>
-            <w:pPr>
-              <w:pStyle w:val="Normal"/>
-              <w:tabs>
-                <w:tab w:val="clear" w:pos="709"/>
-              </w:tabs>
-              <w:bidi w:val="0"/>
-              <w:jc w:val="start"/>
-              <w:rPr>
-                <w:rFonts w:ascii="Times New Roman" w:hAnsi="Times New Roman"/>
-              </w:rPr>
-            </w:pPr>
-            <w:r>
-              <w:rPr>
-                <w:rFonts w:ascii="Times New Roman" w:hAnsi="Times New Roman"/>
-              </w:rPr>
-            </w:r>
-          </w:p>
-        </w:tc>
-        <w:tc>
-          <w:tcPr>
-            <w:tcW w:w="449" w:type="dxa"/>
-            <w:tcBorders/>
-            <w:vAlign w:val="bottom"/>
-          </w:tcPr>
-          <w:p>
-            <w:pPr>
-              <w:pStyle w:val="Normal"/>
-              <w:tabs>
-                <w:tab w:val="clear" w:pos="709"/>
-              </w:tabs>
-              <w:bidi w:val="0"/>
-              <w:jc w:val="start"/>
+            <w:tcW w:w="1150" w:type="dxa"/>
+            <w:tcBorders/>
+            <w:vAlign w:val="center"/>
+          </w:tcPr>
+          <w:p>
+            <w:pPr>
+              <w:pStyle w:val="Normal"/>
+              <w:tabs>
+                <w:tab w:val="clear" w:pos="709"/>
+              </w:tabs>
+              <w:bidi w:val="0"/>
+              <w:jc w:val="left"/>
+              <w:rPr>
+                <w:rFonts w:ascii="Times New Roman" w:hAnsi="Times New Roman"/>
+              </w:rPr>
+            </w:pPr>
+            <w:r>
+              <w:rPr>
+                <w:rFonts w:ascii="Times New Roman" w:hAnsi="Times New Roman"/>
+              </w:rPr>
+            </w:r>
+          </w:p>
+        </w:tc>
+        <w:tc>
+          <w:tcPr>
+            <w:tcW w:w="450" w:type="dxa"/>
+            <w:tcBorders/>
+            <w:vAlign w:val="bottom"/>
+          </w:tcPr>
+          <w:p>
+            <w:pPr>
+              <w:pStyle w:val="Normal"/>
+              <w:tabs>
+                <w:tab w:val="clear" w:pos="709"/>
+              </w:tabs>
+              <w:bidi w:val="0"/>
+              <w:jc w:val="left"/>
               <w:rPr>
                 <w:rFonts w:ascii="Times New Roman" w:hAnsi="Times New Roman"/>
               </w:rPr>
@@ -2081,7 +2062,7 @@
         </w:tc>
         <w:tc>
           <w:tcPr>
-            <w:tcW w:w="8153" w:type="dxa"/>
+            <w:tcW w:w="8152" w:type="dxa"/>
             <w:gridSpan w:val="7"/>
             <w:tcBorders/>
             <w:vAlign w:val="bottom"/>
@@ -2107,18 +2088,18 @@
         </w:tc>
         <w:tc>
           <w:tcPr>
-            <w:tcW w:w="449" w:type="dxa"/>
-            <w:tcBorders/>
-            <w:vAlign w:val="bottom"/>
-          </w:tcPr>
-          <w:p>
-            <w:pPr>
-              <w:pStyle w:val="Normal"/>
-              <w:tabs>
-                <w:tab w:val="clear" w:pos="709"/>
-              </w:tabs>
-              <w:bidi w:val="0"/>
-              <w:jc w:val="start"/>
+            <w:tcW w:w="450" w:type="dxa"/>
+            <w:tcBorders/>
+            <w:vAlign w:val="bottom"/>
+          </w:tcPr>
+          <w:p>
+            <w:pPr>
+              <w:pStyle w:val="Normal"/>
+              <w:tabs>
+                <w:tab w:val="clear" w:pos="709"/>
+              </w:tabs>
+              <w:bidi w:val="0"/>
+              <w:jc w:val="left"/>
               <w:rPr>
                 <w:rFonts w:ascii="Times New Roman" w:hAnsi="Times New Roman"/>
               </w:rPr>
@@ -2137,43 +2118,43 @@
         </w:trPr>
         <w:tc>
           <w:tcPr>
-            <w:tcW w:w="1182" w:type="dxa"/>
-            <w:tcBorders/>
-            <w:vAlign w:val="bottom"/>
-          </w:tcPr>
-          <w:p>
-            <w:pPr>
-              <w:pStyle w:val="Normal"/>
-              <w:tabs>
-                <w:tab w:val="clear" w:pos="709"/>
-              </w:tabs>
-              <w:bidi w:val="0"/>
-              <w:jc w:val="start"/>
-              <w:rPr>
-                <w:rFonts w:ascii="Times New Roman" w:hAnsi="Times New Roman"/>
-              </w:rPr>
-            </w:pPr>
-            <w:r>
-              <w:rPr>
-                <w:rFonts w:ascii="Times New Roman" w:hAnsi="Times New Roman"/>
-              </w:rPr>
-            </w:r>
-          </w:p>
-        </w:tc>
-        <w:tc>
-          <w:tcPr>
-            <w:tcW w:w="1332" w:type="dxa"/>
-            <w:tcBorders/>
-            <w:vAlign w:val="bottom"/>
-          </w:tcPr>
-          <w:p>
-            <w:pPr>
-              <w:pStyle w:val="Normal"/>
-              <w:tabs>
-                <w:tab w:val="clear" w:pos="709"/>
-              </w:tabs>
-              <w:bidi w:val="0"/>
-              <w:jc w:val="start"/>
+            <w:tcW w:w="1181" w:type="dxa"/>
+            <w:tcBorders/>
+            <w:vAlign w:val="bottom"/>
+          </w:tcPr>
+          <w:p>
+            <w:pPr>
+              <w:pStyle w:val="Normal"/>
+              <w:tabs>
+                <w:tab w:val="clear" w:pos="709"/>
+              </w:tabs>
+              <w:bidi w:val="0"/>
+              <w:jc w:val="left"/>
+              <w:rPr>
+                <w:rFonts w:ascii="Times New Roman" w:hAnsi="Times New Roman"/>
+              </w:rPr>
+            </w:pPr>
+            <w:r>
+              <w:rPr>
+                <w:rFonts w:ascii="Times New Roman" w:hAnsi="Times New Roman"/>
+              </w:rPr>
+            </w:r>
+          </w:p>
+        </w:tc>
+        <w:tc>
+          <w:tcPr>
+            <w:tcW w:w="1333" w:type="dxa"/>
+            <w:tcBorders/>
+            <w:vAlign w:val="bottom"/>
+          </w:tcPr>
+          <w:p>
+            <w:pPr>
+              <w:pStyle w:val="Normal"/>
+              <w:tabs>
+                <w:tab w:val="clear" w:pos="709"/>
+              </w:tabs>
+              <w:bidi w:val="0"/>
+              <w:jc w:val="left"/>
               <w:rPr>
                 <w:rFonts w:ascii="Times New Roman" w:hAnsi="Times New Roman"/>
               </w:rPr>
@@ -2198,57 +2179,57 @@
                 <w:tab w:val="clear" w:pos="709"/>
               </w:tabs>
               <w:bidi w:val="0"/>
-              <w:jc w:val="start"/>
-              <w:rPr>
-                <w:rFonts w:ascii="Times New Roman" w:hAnsi="Times New Roman"/>
-              </w:rPr>
-            </w:pPr>
-            <w:r>
-              <w:rPr>
-                <w:rFonts w:ascii="Times New Roman" w:hAnsi="Times New Roman"/>
-              </w:rPr>
-            </w:r>
-          </w:p>
-        </w:tc>
-        <w:tc>
-          <w:tcPr>
-            <w:tcW w:w="1291" w:type="dxa"/>
-            <w:tcBorders/>
-            <w:vAlign w:val="bottom"/>
-          </w:tcPr>
-          <w:p>
-            <w:pPr>
-              <w:pStyle w:val="Normal"/>
-              <w:tabs>
-                <w:tab w:val="clear" w:pos="709"/>
-              </w:tabs>
-              <w:bidi w:val="0"/>
-              <w:jc w:val="start"/>
-              <w:rPr>
-                <w:rFonts w:ascii="Times New Roman" w:hAnsi="Times New Roman"/>
-              </w:rPr>
-            </w:pPr>
-            <w:r>
-              <w:rPr>
-                <w:rFonts w:ascii="Times New Roman" w:hAnsi="Times New Roman"/>
-              </w:rPr>
-            </w:r>
-          </w:p>
-        </w:tc>
-        <w:tc>
-          <w:tcPr>
-            <w:tcW w:w="1153" w:type="dxa"/>
-            <w:tcBorders/>
-            <w:vAlign w:val="bottom"/>
-          </w:tcPr>
-          <w:p>
-            <w:pPr>
-              <w:pStyle w:val="Normal"/>
-              <w:tabs>
-                <w:tab w:val="clear" w:pos="709"/>
-              </w:tabs>
-              <w:bidi w:val="0"/>
-              <w:jc w:val="start"/>
+              <w:jc w:val="left"/>
+              <w:rPr>
+                <w:rFonts w:ascii="Times New Roman" w:hAnsi="Times New Roman"/>
+              </w:rPr>
+            </w:pPr>
+            <w:r>
+              <w:rPr>
+                <w:rFonts w:ascii="Times New Roman" w:hAnsi="Times New Roman"/>
+              </w:rPr>
+            </w:r>
+          </w:p>
+        </w:tc>
+        <w:tc>
+          <w:tcPr>
+            <w:tcW w:w="1290" w:type="dxa"/>
+            <w:tcBorders/>
+            <w:vAlign w:val="bottom"/>
+          </w:tcPr>
+          <w:p>
+            <w:pPr>
+              <w:pStyle w:val="Normal"/>
+              <w:tabs>
+                <w:tab w:val="clear" w:pos="709"/>
+              </w:tabs>
+              <w:bidi w:val="0"/>
+              <w:jc w:val="left"/>
+              <w:rPr>
+                <w:rFonts w:ascii="Times New Roman" w:hAnsi="Times New Roman"/>
+              </w:rPr>
+            </w:pPr>
+            <w:r>
+              <w:rPr>
+                <w:rFonts w:ascii="Times New Roman" w:hAnsi="Times New Roman"/>
+              </w:rPr>
+            </w:r>
+          </w:p>
+        </w:tc>
+        <w:tc>
+          <w:tcPr>
+            <w:tcW w:w="1154" w:type="dxa"/>
+            <w:tcBorders/>
+            <w:vAlign w:val="bottom"/>
+          </w:tcPr>
+          <w:p>
+            <w:pPr>
+              <w:pStyle w:val="Normal"/>
+              <w:tabs>
+                <w:tab w:val="clear" w:pos="709"/>
+              </w:tabs>
+              <w:bidi w:val="0"/>
+              <w:jc w:val="left"/>
               <w:rPr>
                 <w:rFonts w:ascii="Times New Roman" w:hAnsi="Times New Roman"/>
               </w:rPr>
@@ -2273,57 +2254,57 @@
                 <w:tab w:val="clear" w:pos="709"/>
               </w:tabs>
               <w:bidi w:val="0"/>
-              <w:jc w:val="start"/>
-              <w:rPr>
-                <w:rFonts w:ascii="Times New Roman" w:hAnsi="Times New Roman"/>
-              </w:rPr>
-            </w:pPr>
-            <w:r>
-              <w:rPr>
-                <w:rFonts w:ascii="Times New Roman" w:hAnsi="Times New Roman"/>
-              </w:rPr>
-            </w:r>
-          </w:p>
-        </w:tc>
-        <w:tc>
-          <w:tcPr>
-            <w:tcW w:w="1151" w:type="dxa"/>
-            <w:tcBorders/>
-            <w:vAlign w:val="bottom"/>
-          </w:tcPr>
-          <w:p>
-            <w:pPr>
-              <w:pStyle w:val="Normal"/>
-              <w:tabs>
-                <w:tab w:val="clear" w:pos="709"/>
-              </w:tabs>
-              <w:bidi w:val="0"/>
-              <w:jc w:val="start"/>
-              <w:rPr>
-                <w:rFonts w:ascii="Times New Roman" w:hAnsi="Times New Roman"/>
-              </w:rPr>
-            </w:pPr>
-            <w:r>
-              <w:rPr>
-                <w:rFonts w:ascii="Times New Roman" w:hAnsi="Times New Roman"/>
-              </w:rPr>
-            </w:r>
-          </w:p>
-        </w:tc>
-        <w:tc>
-          <w:tcPr>
-            <w:tcW w:w="1153" w:type="dxa"/>
-            <w:tcBorders/>
-            <w:vAlign w:val="bottom"/>
-          </w:tcPr>
-          <w:p>
-            <w:pPr>
-              <w:pStyle w:val="Normal"/>
-              <w:tabs>
-                <w:tab w:val="clear" w:pos="709"/>
-              </w:tabs>
-              <w:bidi w:val="0"/>
-              <w:jc w:val="start"/>
+              <w:jc w:val="left"/>
+              <w:rPr>
+                <w:rFonts w:ascii="Times New Roman" w:hAnsi="Times New Roman"/>
+              </w:rPr>
+            </w:pPr>
+            <w:r>
+              <w:rPr>
+                <w:rFonts w:ascii="Times New Roman" w:hAnsi="Times New Roman"/>
+              </w:rPr>
+            </w:r>
+          </w:p>
+        </w:tc>
+        <w:tc>
+          <w:tcPr>
+            <w:tcW w:w="1150" w:type="dxa"/>
+            <w:tcBorders/>
+            <w:vAlign w:val="bottom"/>
+          </w:tcPr>
+          <w:p>
+            <w:pPr>
+              <w:pStyle w:val="Normal"/>
+              <w:tabs>
+                <w:tab w:val="clear" w:pos="709"/>
+              </w:tabs>
+              <w:bidi w:val="0"/>
+              <w:jc w:val="left"/>
+              <w:rPr>
+                <w:rFonts w:ascii="Times New Roman" w:hAnsi="Times New Roman"/>
+              </w:rPr>
+            </w:pPr>
+            <w:r>
+              <w:rPr>
+                <w:rFonts w:ascii="Times New Roman" w:hAnsi="Times New Roman"/>
+              </w:rPr>
+            </w:r>
+          </w:p>
+        </w:tc>
+        <w:tc>
+          <w:tcPr>
+            <w:tcW w:w="1154" w:type="dxa"/>
+            <w:tcBorders/>
+            <w:vAlign w:val="bottom"/>
+          </w:tcPr>
+          <w:p>
+            <w:pPr>
+              <w:pStyle w:val="Normal"/>
+              <w:tabs>
+                <w:tab w:val="clear" w:pos="709"/>
+              </w:tabs>
+              <w:bidi w:val="0"/>
+              <w:jc w:val="left"/>
               <w:rPr>
                 <w:rFonts w:ascii="Times New Roman" w:hAnsi="Times New Roman"/>
                 <w:b/>
@@ -2339,18 +2320,18 @@
         </w:tc>
         <w:tc>
           <w:tcPr>
-            <w:tcW w:w="1151" w:type="dxa"/>
-            <w:tcBorders/>
-            <w:vAlign w:val="bottom"/>
-          </w:tcPr>
-          <w:p>
-            <w:pPr>
-              <w:pStyle w:val="Normal"/>
-              <w:tabs>
-                <w:tab w:val="clear" w:pos="709"/>
-              </w:tabs>
-              <w:bidi w:val="0"/>
-              <w:jc w:val="start"/>
+            <w:tcW w:w="1150" w:type="dxa"/>
+            <w:tcBorders/>
+            <w:vAlign w:val="bottom"/>
+          </w:tcPr>
+          <w:p>
+            <w:pPr>
+              <w:pStyle w:val="Normal"/>
+              <w:tabs>
+                <w:tab w:val="clear" w:pos="709"/>
+              </w:tabs>
+              <w:bidi w:val="0"/>
+              <w:jc w:val="left"/>
               <w:rPr>
                 <w:rFonts w:ascii="Times New Roman" w:hAnsi="Times New Roman"/>
                 <w:b/>
@@ -2366,18 +2347,18 @@
         </w:tc>
         <w:tc>
           <w:tcPr>
-            <w:tcW w:w="449" w:type="dxa"/>
-            <w:tcBorders/>
-            <w:vAlign w:val="bottom"/>
-          </w:tcPr>
-          <w:p>
-            <w:pPr>
-              <w:pStyle w:val="Normal"/>
-              <w:tabs>
-                <w:tab w:val="clear" w:pos="709"/>
-              </w:tabs>
-              <w:bidi w:val="0"/>
-              <w:jc w:val="start"/>
+            <w:tcW w:w="450" w:type="dxa"/>
+            <w:tcBorders/>
+            <w:vAlign w:val="bottom"/>
+          </w:tcPr>
+          <w:p>
+            <w:pPr>
+              <w:pStyle w:val="Normal"/>
+              <w:tabs>
+                <w:tab w:val="clear" w:pos="709"/>
+              </w:tabs>
+              <w:bidi w:val="0"/>
+              <w:jc w:val="left"/>
               <w:rPr>
                 <w:rFonts w:ascii="Times New Roman" w:hAnsi="Times New Roman"/>
               </w:rPr>
@@ -2396,7 +2377,7 @@
         </w:trPr>
         <w:tc>
           <w:tcPr>
-            <w:tcW w:w="4907" w:type="dxa"/>
+            <w:tcW w:w="4906" w:type="dxa"/>
             <w:gridSpan w:val="4"/>
             <w:tcBorders/>
             <w:vAlign w:val="bottom"/>
@@ -2408,7 +2389,7 @@
                 <w:tab w:val="clear" w:pos="709"/>
               </w:tabs>
               <w:bidi w:val="0"/>
-              <w:jc w:val="start"/>
+              <w:jc w:val="left"/>
               <w:rPr/>
             </w:pPr>
             <w:r>
@@ -2422,7 +2403,7 @@
         </w:tc>
         <w:tc>
           <w:tcPr>
-            <w:tcW w:w="2305" w:type="dxa"/>
+            <w:tcW w:w="2306" w:type="dxa"/>
             <w:gridSpan w:val="2"/>
             <w:tcBorders/>
             <w:vAlign w:val="bottom"/>
@@ -2447,7 +2428,7 @@
         </w:tc>
         <w:tc>
           <w:tcPr>
-            <w:tcW w:w="3455" w:type="dxa"/>
+            <w:tcW w:w="3454" w:type="dxa"/>
             <w:gridSpan w:val="3"/>
             <w:tcBorders/>
             <w:vAlign w:val="bottom"/>
@@ -2459,7 +2440,7 @@
                 <w:tab w:val="clear" w:pos="709"/>
               </w:tabs>
               <w:bidi w:val="0"/>
-              <w:jc w:val="start"/>
+              <w:jc w:val="left"/>
               <w:rPr/>
             </w:pPr>
             <w:r>
@@ -2472,18 +2453,18 @@
         </w:tc>
         <w:tc>
           <w:tcPr>
-            <w:tcW w:w="449" w:type="dxa"/>
-            <w:tcBorders/>
-            <w:vAlign w:val="bottom"/>
-          </w:tcPr>
-          <w:p>
-            <w:pPr>
-              <w:pStyle w:val="Normal"/>
-              <w:tabs>
-                <w:tab w:val="clear" w:pos="709"/>
-              </w:tabs>
-              <w:bidi w:val="0"/>
-              <w:jc w:val="start"/>
+            <w:tcW w:w="450" w:type="dxa"/>
+            <w:tcBorders/>
+            <w:vAlign w:val="bottom"/>
+          </w:tcPr>
+          <w:p>
+            <w:pPr>
+              <w:pStyle w:val="Normal"/>
+              <w:tabs>
+                <w:tab w:val="clear" w:pos="709"/>
+              </w:tabs>
+              <w:bidi w:val="0"/>
+              <w:jc w:val="left"/>
               <w:rPr>
                 <w:rFonts w:ascii="Times New Roman" w:hAnsi="Times New Roman"/>
               </w:rPr>
@@ -2502,43 +2483,43 @@
         </w:trPr>
         <w:tc>
           <w:tcPr>
-            <w:tcW w:w="1182" w:type="dxa"/>
-            <w:tcBorders/>
-            <w:vAlign w:val="bottom"/>
-          </w:tcPr>
-          <w:p>
-            <w:pPr>
-              <w:pStyle w:val="Normal"/>
-              <w:tabs>
-                <w:tab w:val="clear" w:pos="709"/>
-              </w:tabs>
-              <w:bidi w:val="0"/>
-              <w:jc w:val="start"/>
-              <w:rPr>
-                <w:rFonts w:ascii="Times New Roman" w:hAnsi="Times New Roman"/>
-              </w:rPr>
-            </w:pPr>
-            <w:r>
-              <w:rPr>
-                <w:rFonts w:ascii="Times New Roman" w:hAnsi="Times New Roman"/>
-              </w:rPr>
-            </w:r>
-          </w:p>
-        </w:tc>
-        <w:tc>
-          <w:tcPr>
-            <w:tcW w:w="1332" w:type="dxa"/>
-            <w:tcBorders/>
-            <w:vAlign w:val="bottom"/>
-          </w:tcPr>
-          <w:p>
-            <w:pPr>
-              <w:pStyle w:val="Normal"/>
-              <w:tabs>
-                <w:tab w:val="clear" w:pos="709"/>
-              </w:tabs>
-              <w:bidi w:val="0"/>
-              <w:jc w:val="start"/>
+            <w:tcW w:w="1181" w:type="dxa"/>
+            <w:tcBorders/>
+            <w:vAlign w:val="bottom"/>
+          </w:tcPr>
+          <w:p>
+            <w:pPr>
+              <w:pStyle w:val="Normal"/>
+              <w:tabs>
+                <w:tab w:val="clear" w:pos="709"/>
+              </w:tabs>
+              <w:bidi w:val="0"/>
+              <w:jc w:val="left"/>
+              <w:rPr>
+                <w:rFonts w:ascii="Times New Roman" w:hAnsi="Times New Roman"/>
+              </w:rPr>
+            </w:pPr>
+            <w:r>
+              <w:rPr>
+                <w:rFonts w:ascii="Times New Roman" w:hAnsi="Times New Roman"/>
+              </w:rPr>
+            </w:r>
+          </w:p>
+        </w:tc>
+        <w:tc>
+          <w:tcPr>
+            <w:tcW w:w="1333" w:type="dxa"/>
+            <w:tcBorders/>
+            <w:vAlign w:val="bottom"/>
+          </w:tcPr>
+          <w:p>
+            <w:pPr>
+              <w:pStyle w:val="Normal"/>
+              <w:tabs>
+                <w:tab w:val="clear" w:pos="709"/>
+              </w:tabs>
+              <w:bidi w:val="0"/>
+              <w:jc w:val="left"/>
               <w:rPr>
                 <w:rFonts w:ascii="Times New Roman" w:hAnsi="Times New Roman"/>
               </w:rPr>
@@ -2563,57 +2544,57 @@
                 <w:tab w:val="clear" w:pos="709"/>
               </w:tabs>
               <w:bidi w:val="0"/>
-              <w:jc w:val="start"/>
-              <w:rPr>
-                <w:rFonts w:ascii="Times New Roman" w:hAnsi="Times New Roman"/>
-              </w:rPr>
-            </w:pPr>
-            <w:r>
-              <w:rPr>
-                <w:rFonts w:ascii="Times New Roman" w:hAnsi="Times New Roman"/>
-              </w:rPr>
-            </w:r>
-          </w:p>
-        </w:tc>
-        <w:tc>
-          <w:tcPr>
-            <w:tcW w:w="1291" w:type="dxa"/>
-            <w:tcBorders/>
-            <w:vAlign w:val="bottom"/>
-          </w:tcPr>
-          <w:p>
-            <w:pPr>
-              <w:pStyle w:val="Normal"/>
-              <w:tabs>
-                <w:tab w:val="clear" w:pos="709"/>
-              </w:tabs>
-              <w:bidi w:val="0"/>
-              <w:jc w:val="start"/>
-              <w:rPr>
-                <w:rFonts w:ascii="Times New Roman" w:hAnsi="Times New Roman"/>
-              </w:rPr>
-            </w:pPr>
-            <w:r>
-              <w:rPr>
-                <w:rFonts w:ascii="Times New Roman" w:hAnsi="Times New Roman"/>
-              </w:rPr>
-            </w:r>
-          </w:p>
-        </w:tc>
-        <w:tc>
-          <w:tcPr>
-            <w:tcW w:w="1153" w:type="dxa"/>
-            <w:tcBorders/>
-            <w:vAlign w:val="bottom"/>
-          </w:tcPr>
-          <w:p>
-            <w:pPr>
-              <w:pStyle w:val="Normal"/>
-              <w:tabs>
-                <w:tab w:val="clear" w:pos="709"/>
-              </w:tabs>
-              <w:bidi w:val="0"/>
-              <w:jc w:val="start"/>
+              <w:jc w:val="left"/>
+              <w:rPr>
+                <w:rFonts w:ascii="Times New Roman" w:hAnsi="Times New Roman"/>
+              </w:rPr>
+            </w:pPr>
+            <w:r>
+              <w:rPr>
+                <w:rFonts w:ascii="Times New Roman" w:hAnsi="Times New Roman"/>
+              </w:rPr>
+            </w:r>
+          </w:p>
+        </w:tc>
+        <w:tc>
+          <w:tcPr>
+            <w:tcW w:w="1290" w:type="dxa"/>
+            <w:tcBorders/>
+            <w:vAlign w:val="bottom"/>
+          </w:tcPr>
+          <w:p>
+            <w:pPr>
+              <w:pStyle w:val="Normal"/>
+              <w:tabs>
+                <w:tab w:val="clear" w:pos="709"/>
+              </w:tabs>
+              <w:bidi w:val="0"/>
+              <w:jc w:val="left"/>
+              <w:rPr>
+                <w:rFonts w:ascii="Times New Roman" w:hAnsi="Times New Roman"/>
+              </w:rPr>
+            </w:pPr>
+            <w:r>
+              <w:rPr>
+                <w:rFonts w:ascii="Times New Roman" w:hAnsi="Times New Roman"/>
+              </w:rPr>
+            </w:r>
+          </w:p>
+        </w:tc>
+        <w:tc>
+          <w:tcPr>
+            <w:tcW w:w="1154" w:type="dxa"/>
+            <w:tcBorders/>
+            <w:vAlign w:val="bottom"/>
+          </w:tcPr>
+          <w:p>
+            <w:pPr>
+              <w:pStyle w:val="Normal"/>
+              <w:tabs>
+                <w:tab w:val="clear" w:pos="709"/>
+              </w:tabs>
+              <w:bidi w:val="0"/>
+              <w:jc w:val="left"/>
               <w:rPr>
                 <w:rFonts w:ascii="Times New Roman" w:hAnsi="Times New Roman"/>
               </w:rPr>
@@ -2638,107 +2619,107 @@
                 <w:tab w:val="clear" w:pos="709"/>
               </w:tabs>
               <w:bidi w:val="0"/>
-              <w:jc w:val="start"/>
-              <w:rPr>
-                <w:rFonts w:ascii="Times New Roman" w:hAnsi="Times New Roman"/>
-              </w:rPr>
-            </w:pPr>
-            <w:r>
-              <w:rPr>
-                <w:rFonts w:ascii="Times New Roman" w:hAnsi="Times New Roman"/>
-              </w:rPr>
-            </w:r>
-          </w:p>
-        </w:tc>
-        <w:tc>
-          <w:tcPr>
-            <w:tcW w:w="1151" w:type="dxa"/>
-            <w:tcBorders/>
-            <w:vAlign w:val="bottom"/>
-          </w:tcPr>
-          <w:p>
-            <w:pPr>
-              <w:pStyle w:val="Normal"/>
-              <w:tabs>
-                <w:tab w:val="clear" w:pos="709"/>
-              </w:tabs>
-              <w:bidi w:val="0"/>
-              <w:jc w:val="start"/>
-              <w:rPr>
-                <w:rFonts w:ascii="Times New Roman" w:hAnsi="Times New Roman"/>
-              </w:rPr>
-            </w:pPr>
-            <w:r>
-              <w:rPr>
-                <w:rFonts w:ascii="Times New Roman" w:hAnsi="Times New Roman"/>
-              </w:rPr>
-            </w:r>
-          </w:p>
-        </w:tc>
-        <w:tc>
-          <w:tcPr>
-            <w:tcW w:w="1153" w:type="dxa"/>
-            <w:tcBorders/>
-            <w:vAlign w:val="bottom"/>
-          </w:tcPr>
-          <w:p>
-            <w:pPr>
-              <w:pStyle w:val="Normal"/>
-              <w:tabs>
-                <w:tab w:val="clear" w:pos="709"/>
-              </w:tabs>
-              <w:bidi w:val="0"/>
-              <w:jc w:val="start"/>
-              <w:rPr>
-                <w:rFonts w:ascii="Times New Roman" w:hAnsi="Times New Roman"/>
-              </w:rPr>
-            </w:pPr>
-            <w:r>
-              <w:rPr>
-                <w:rFonts w:ascii="Times New Roman" w:hAnsi="Times New Roman"/>
-              </w:rPr>
-            </w:r>
-          </w:p>
-        </w:tc>
-        <w:tc>
-          <w:tcPr>
-            <w:tcW w:w="1151" w:type="dxa"/>
-            <w:tcBorders/>
-            <w:vAlign w:val="bottom"/>
-          </w:tcPr>
-          <w:p>
-            <w:pPr>
-              <w:pStyle w:val="Normal"/>
-              <w:tabs>
-                <w:tab w:val="clear" w:pos="709"/>
-              </w:tabs>
-              <w:bidi w:val="0"/>
-              <w:jc w:val="start"/>
-              <w:rPr>
-                <w:rFonts w:ascii="Times New Roman" w:hAnsi="Times New Roman"/>
-              </w:rPr>
-            </w:pPr>
-            <w:r>
-              <w:rPr>
-                <w:rFonts w:ascii="Times New Roman" w:hAnsi="Times New Roman"/>
-              </w:rPr>
-            </w:r>
-          </w:p>
-        </w:tc>
-        <w:tc>
-          <w:tcPr>
-            <w:tcW w:w="449" w:type="dxa"/>
-            <w:tcBorders/>
-            <w:vAlign w:val="bottom"/>
-          </w:tcPr>
-          <w:p>
-            <w:pPr>
-              <w:pStyle w:val="Normal"/>
-              <w:tabs>
-                <w:tab w:val="clear" w:pos="709"/>
-              </w:tabs>
-              <w:bidi w:val="0"/>
-              <w:jc w:val="start"/>
+              <w:jc w:val="left"/>
+              <w:rPr>
+                <w:rFonts w:ascii="Times New Roman" w:hAnsi="Times New Roman"/>
+              </w:rPr>
+            </w:pPr>
+            <w:r>
+              <w:rPr>
+                <w:rFonts w:ascii="Times New Roman" w:hAnsi="Times New Roman"/>
+              </w:rPr>
+            </w:r>
+          </w:p>
+        </w:tc>
+        <w:tc>
+          <w:tcPr>
+            <w:tcW w:w="1150" w:type="dxa"/>
+            <w:tcBorders/>
+            <w:vAlign w:val="bottom"/>
+          </w:tcPr>
+          <w:p>
+            <w:pPr>
+              <w:pStyle w:val="Normal"/>
+              <w:tabs>
+                <w:tab w:val="clear" w:pos="709"/>
+              </w:tabs>
+              <w:bidi w:val="0"/>
+              <w:jc w:val="left"/>
+              <w:rPr>
+                <w:rFonts w:ascii="Times New Roman" w:hAnsi="Times New Roman"/>
+              </w:rPr>
+            </w:pPr>
+            <w:r>
+              <w:rPr>
+                <w:rFonts w:ascii="Times New Roman" w:hAnsi="Times New Roman"/>
+              </w:rPr>
+            </w:r>
+          </w:p>
+        </w:tc>
+        <w:tc>
+          <w:tcPr>
+            <w:tcW w:w="1154" w:type="dxa"/>
+            <w:tcBorders/>
+            <w:vAlign w:val="bottom"/>
+          </w:tcPr>
+          <w:p>
+            <w:pPr>
+              <w:pStyle w:val="Normal"/>
+              <w:tabs>
+                <w:tab w:val="clear" w:pos="709"/>
+              </w:tabs>
+              <w:bidi w:val="0"/>
+              <w:jc w:val="left"/>
+              <w:rPr>
+                <w:rFonts w:ascii="Times New Roman" w:hAnsi="Times New Roman"/>
+              </w:rPr>
+            </w:pPr>
+            <w:r>
+              <w:rPr>
+                <w:rFonts w:ascii="Times New Roman" w:hAnsi="Times New Roman"/>
+              </w:rPr>
+            </w:r>
+          </w:p>
+        </w:tc>
+        <w:tc>
+          <w:tcPr>
+            <w:tcW w:w="1150" w:type="dxa"/>
+            <w:tcBorders/>
+            <w:vAlign w:val="bottom"/>
+          </w:tcPr>
+          <w:p>
+            <w:pPr>
+              <w:pStyle w:val="Normal"/>
+              <w:tabs>
+                <w:tab w:val="clear" w:pos="709"/>
+              </w:tabs>
+              <w:bidi w:val="0"/>
+              <w:jc w:val="left"/>
+              <w:rPr>
+                <w:rFonts w:ascii="Times New Roman" w:hAnsi="Times New Roman"/>
+              </w:rPr>
+            </w:pPr>
+            <w:r>
+              <w:rPr>
+                <w:rFonts w:ascii="Times New Roman" w:hAnsi="Times New Roman"/>
+              </w:rPr>
+            </w:r>
+          </w:p>
+        </w:tc>
+        <w:tc>
+          <w:tcPr>
+            <w:tcW w:w="450" w:type="dxa"/>
+            <w:tcBorders/>
+            <w:vAlign w:val="bottom"/>
+          </w:tcPr>
+          <w:p>
+            <w:pPr>
+              <w:pStyle w:val="Normal"/>
+              <w:tabs>
+                <w:tab w:val="clear" w:pos="709"/>
+              </w:tabs>
+              <w:bidi w:val="0"/>
+              <w:jc w:val="left"/>
               <w:rPr>
                 <w:rFonts w:ascii="Times New Roman" w:hAnsi="Times New Roman"/>
               </w:rPr>
@@ -2757,43 +2738,43 @@
         </w:trPr>
         <w:tc>
           <w:tcPr>
-            <w:tcW w:w="1182" w:type="dxa"/>
-            <w:tcBorders/>
-            <w:vAlign w:val="bottom"/>
-          </w:tcPr>
-          <w:p>
-            <w:pPr>
-              <w:pStyle w:val="Normal"/>
-              <w:tabs>
-                <w:tab w:val="clear" w:pos="709"/>
-              </w:tabs>
-              <w:bidi w:val="0"/>
-              <w:jc w:val="start"/>
-              <w:rPr>
-                <w:rFonts w:ascii="Times New Roman" w:hAnsi="Times New Roman"/>
-              </w:rPr>
-            </w:pPr>
-            <w:r>
-              <w:rPr>
-                <w:rFonts w:ascii="Times New Roman" w:hAnsi="Times New Roman"/>
-              </w:rPr>
-            </w:r>
-          </w:p>
-        </w:tc>
-        <w:tc>
-          <w:tcPr>
-            <w:tcW w:w="1332" w:type="dxa"/>
-            <w:tcBorders/>
-            <w:vAlign w:val="bottom"/>
-          </w:tcPr>
-          <w:p>
-            <w:pPr>
-              <w:pStyle w:val="Normal"/>
-              <w:tabs>
-                <w:tab w:val="clear" w:pos="709"/>
-              </w:tabs>
-              <w:bidi w:val="0"/>
-              <w:jc w:val="start"/>
+            <w:tcW w:w="1181" w:type="dxa"/>
+            <w:tcBorders/>
+            <w:vAlign w:val="bottom"/>
+          </w:tcPr>
+          <w:p>
+            <w:pPr>
+              <w:pStyle w:val="Normal"/>
+              <w:tabs>
+                <w:tab w:val="clear" w:pos="709"/>
+              </w:tabs>
+              <w:bidi w:val="0"/>
+              <w:jc w:val="left"/>
+              <w:rPr>
+                <w:rFonts w:ascii="Times New Roman" w:hAnsi="Times New Roman"/>
+              </w:rPr>
+            </w:pPr>
+            <w:r>
+              <w:rPr>
+                <w:rFonts w:ascii="Times New Roman" w:hAnsi="Times New Roman"/>
+              </w:rPr>
+            </w:r>
+          </w:p>
+        </w:tc>
+        <w:tc>
+          <w:tcPr>
+            <w:tcW w:w="1333" w:type="dxa"/>
+            <w:tcBorders/>
+            <w:vAlign w:val="bottom"/>
+          </w:tcPr>
+          <w:p>
+            <w:pPr>
+              <w:pStyle w:val="Normal"/>
+              <w:tabs>
+                <w:tab w:val="clear" w:pos="709"/>
+              </w:tabs>
+              <w:bidi w:val="0"/>
+              <w:jc w:val="left"/>
               <w:rPr>
                 <w:rFonts w:ascii="Times New Roman" w:hAnsi="Times New Roman"/>
               </w:rPr>
@@ -2818,57 +2799,57 @@
                 <w:tab w:val="clear" w:pos="709"/>
               </w:tabs>
               <w:bidi w:val="0"/>
-              <w:jc w:val="start"/>
-              <w:rPr>
-                <w:rFonts w:ascii="Times New Roman" w:hAnsi="Times New Roman"/>
-              </w:rPr>
-            </w:pPr>
-            <w:r>
-              <w:rPr>
-                <w:rFonts w:ascii="Times New Roman" w:hAnsi="Times New Roman"/>
-              </w:rPr>
-            </w:r>
-          </w:p>
-        </w:tc>
-        <w:tc>
-          <w:tcPr>
-            <w:tcW w:w="1291" w:type="dxa"/>
-            <w:tcBorders/>
-            <w:vAlign w:val="bottom"/>
-          </w:tcPr>
-          <w:p>
-            <w:pPr>
-              <w:pStyle w:val="Normal"/>
-              <w:tabs>
-                <w:tab w:val="clear" w:pos="709"/>
-              </w:tabs>
-              <w:bidi w:val="0"/>
-              <w:jc w:val="start"/>
-              <w:rPr>
-                <w:rFonts w:ascii="Times New Roman" w:hAnsi="Times New Roman"/>
-              </w:rPr>
-            </w:pPr>
-            <w:r>
-              <w:rPr>
-                <w:rFonts w:ascii="Times New Roman" w:hAnsi="Times New Roman"/>
-              </w:rPr>
-            </w:r>
-          </w:p>
-        </w:tc>
-        <w:tc>
-          <w:tcPr>
-            <w:tcW w:w="1153" w:type="dxa"/>
-            <w:tcBorders/>
-            <w:vAlign w:val="center"/>
-          </w:tcPr>
-          <w:p>
-            <w:pPr>
-              <w:pStyle w:val="Normal"/>
-              <w:tabs>
-                <w:tab w:val="clear" w:pos="709"/>
-              </w:tabs>
-              <w:bidi w:val="0"/>
-              <w:jc w:val="start"/>
+              <w:jc w:val="left"/>
+              <w:rPr>
+                <w:rFonts w:ascii="Times New Roman" w:hAnsi="Times New Roman"/>
+              </w:rPr>
+            </w:pPr>
+            <w:r>
+              <w:rPr>
+                <w:rFonts w:ascii="Times New Roman" w:hAnsi="Times New Roman"/>
+              </w:rPr>
+            </w:r>
+          </w:p>
+        </w:tc>
+        <w:tc>
+          <w:tcPr>
+            <w:tcW w:w="1290" w:type="dxa"/>
+            <w:tcBorders/>
+            <w:vAlign w:val="bottom"/>
+          </w:tcPr>
+          <w:p>
+            <w:pPr>
+              <w:pStyle w:val="Normal"/>
+              <w:tabs>
+                <w:tab w:val="clear" w:pos="709"/>
+              </w:tabs>
+              <w:bidi w:val="0"/>
+              <w:jc w:val="left"/>
+              <w:rPr>
+                <w:rFonts w:ascii="Times New Roman" w:hAnsi="Times New Roman"/>
+              </w:rPr>
+            </w:pPr>
+            <w:r>
+              <w:rPr>
+                <w:rFonts w:ascii="Times New Roman" w:hAnsi="Times New Roman"/>
+              </w:rPr>
+            </w:r>
+          </w:p>
+        </w:tc>
+        <w:tc>
+          <w:tcPr>
+            <w:tcW w:w="1154" w:type="dxa"/>
+            <w:tcBorders/>
+            <w:vAlign w:val="center"/>
+          </w:tcPr>
+          <w:p>
+            <w:pPr>
+              <w:pStyle w:val="Normal"/>
+              <w:tabs>
+                <w:tab w:val="clear" w:pos="709"/>
+              </w:tabs>
+              <w:bidi w:val="0"/>
+              <w:jc w:val="left"/>
               <w:rPr>
                 <w:rFonts w:ascii="Times New Roman" w:hAnsi="Times New Roman"/>
               </w:rPr>
@@ -2893,107 +2874,107 @@
                 <w:tab w:val="clear" w:pos="709"/>
               </w:tabs>
               <w:bidi w:val="0"/>
-              <w:jc w:val="start"/>
-              <w:rPr>
-                <w:rFonts w:ascii="Times New Roman" w:hAnsi="Times New Roman"/>
-              </w:rPr>
-            </w:pPr>
-            <w:r>
-              <w:rPr>
-                <w:rFonts w:ascii="Times New Roman" w:hAnsi="Times New Roman"/>
-              </w:rPr>
-            </w:r>
-          </w:p>
-        </w:tc>
-        <w:tc>
-          <w:tcPr>
-            <w:tcW w:w="1151" w:type="dxa"/>
-            <w:tcBorders/>
-            <w:vAlign w:val="bottom"/>
-          </w:tcPr>
-          <w:p>
-            <w:pPr>
-              <w:pStyle w:val="Normal"/>
-              <w:tabs>
-                <w:tab w:val="clear" w:pos="709"/>
-              </w:tabs>
-              <w:bidi w:val="0"/>
-              <w:jc w:val="start"/>
-              <w:rPr>
-                <w:rFonts w:ascii="Times New Roman" w:hAnsi="Times New Roman"/>
-              </w:rPr>
-            </w:pPr>
-            <w:r>
-              <w:rPr>
-                <w:rFonts w:ascii="Times New Roman" w:hAnsi="Times New Roman"/>
-              </w:rPr>
-            </w:r>
-          </w:p>
-        </w:tc>
-        <w:tc>
-          <w:tcPr>
-            <w:tcW w:w="1153" w:type="dxa"/>
-            <w:tcBorders/>
-            <w:vAlign w:val="bottom"/>
-          </w:tcPr>
-          <w:p>
-            <w:pPr>
-              <w:pStyle w:val="Normal"/>
-              <w:tabs>
-                <w:tab w:val="clear" w:pos="709"/>
-              </w:tabs>
-              <w:bidi w:val="0"/>
-              <w:jc w:val="start"/>
-              <w:rPr>
-                <w:rFonts w:ascii="Times New Roman" w:hAnsi="Times New Roman"/>
-              </w:rPr>
-            </w:pPr>
-            <w:r>
-              <w:rPr>
-                <w:rFonts w:ascii="Times New Roman" w:hAnsi="Times New Roman"/>
-              </w:rPr>
-            </w:r>
-          </w:p>
-        </w:tc>
-        <w:tc>
-          <w:tcPr>
-            <w:tcW w:w="1151" w:type="dxa"/>
-            <w:tcBorders/>
-            <w:vAlign w:val="bottom"/>
-          </w:tcPr>
-          <w:p>
-            <w:pPr>
-              <w:pStyle w:val="Normal"/>
-              <w:tabs>
-                <w:tab w:val="clear" w:pos="709"/>
-              </w:tabs>
-              <w:bidi w:val="0"/>
-              <w:jc w:val="start"/>
-              <w:rPr>
-                <w:rFonts w:ascii="Times New Roman" w:hAnsi="Times New Roman"/>
-              </w:rPr>
-            </w:pPr>
-            <w:r>
-              <w:rPr>
-                <w:rFonts w:ascii="Times New Roman" w:hAnsi="Times New Roman"/>
-              </w:rPr>
-            </w:r>
-          </w:p>
-        </w:tc>
-        <w:tc>
-          <w:tcPr>
-            <w:tcW w:w="449" w:type="dxa"/>
-            <w:tcBorders/>
-            <w:vAlign w:val="bottom"/>
-          </w:tcPr>
-          <w:p>
-            <w:pPr>
-              <w:pStyle w:val="Normal"/>
-              <w:tabs>
-                <w:tab w:val="clear" w:pos="709"/>
-              </w:tabs>
-              <w:bidi w:val="0"/>
-              <w:jc w:val="start"/>
+              <w:jc w:val="left"/>
+              <w:rPr>
+                <w:rFonts w:ascii="Times New Roman" w:hAnsi="Times New Roman"/>
+              </w:rPr>
+            </w:pPr>
+            <w:r>
+              <w:rPr>
+                <w:rFonts w:ascii="Times New Roman" w:hAnsi="Times New Roman"/>
+              </w:rPr>
+            </w:r>
+          </w:p>
+        </w:tc>
+        <w:tc>
+          <w:tcPr>
+            <w:tcW w:w="1150" w:type="dxa"/>
+            <w:tcBorders/>
+            <w:vAlign w:val="bottom"/>
+          </w:tcPr>
+          <w:p>
+            <w:pPr>
+              <w:pStyle w:val="Normal"/>
+              <w:tabs>
+                <w:tab w:val="clear" w:pos="709"/>
+              </w:tabs>
+              <w:bidi w:val="0"/>
+              <w:jc w:val="left"/>
+              <w:rPr>
+                <w:rFonts w:ascii="Times New Roman" w:hAnsi="Times New Roman"/>
+              </w:rPr>
+            </w:pPr>
+            <w:r>
+              <w:rPr>
+                <w:rFonts w:ascii="Times New Roman" w:hAnsi="Times New Roman"/>
+              </w:rPr>
+            </w:r>
+          </w:p>
+        </w:tc>
+        <w:tc>
+          <w:tcPr>
+            <w:tcW w:w="1154" w:type="dxa"/>
+            <w:tcBorders/>
+            <w:vAlign w:val="bottom"/>
+          </w:tcPr>
+          <w:p>
+            <w:pPr>
+              <w:pStyle w:val="Normal"/>
+              <w:tabs>
+                <w:tab w:val="clear" w:pos="709"/>
+              </w:tabs>
+              <w:bidi w:val="0"/>
+              <w:jc w:val="left"/>
+              <w:rPr>
+                <w:rFonts w:ascii="Times New Roman" w:hAnsi="Times New Roman"/>
+              </w:rPr>
+            </w:pPr>
+            <w:r>
+              <w:rPr>
+                <w:rFonts w:ascii="Times New Roman" w:hAnsi="Times New Roman"/>
+              </w:rPr>
+            </w:r>
+          </w:p>
+        </w:tc>
+        <w:tc>
+          <w:tcPr>
+            <w:tcW w:w="1150" w:type="dxa"/>
+            <w:tcBorders/>
+            <w:vAlign w:val="bottom"/>
+          </w:tcPr>
+          <w:p>
+            <w:pPr>
+              <w:pStyle w:val="Normal"/>
+              <w:tabs>
+                <w:tab w:val="clear" w:pos="709"/>
+              </w:tabs>
+              <w:bidi w:val="0"/>
+              <w:jc w:val="left"/>
+              <w:rPr>
+                <w:rFonts w:ascii="Times New Roman" w:hAnsi="Times New Roman"/>
+              </w:rPr>
+            </w:pPr>
+            <w:r>
+              <w:rPr>
+                <w:rFonts w:ascii="Times New Roman" w:hAnsi="Times New Roman"/>
+              </w:rPr>
+            </w:r>
+          </w:p>
+        </w:tc>
+        <w:tc>
+          <w:tcPr>
+            <w:tcW w:w="450" w:type="dxa"/>
+            <w:tcBorders/>
+            <w:vAlign w:val="bottom"/>
+          </w:tcPr>
+          <w:p>
+            <w:pPr>
+              <w:pStyle w:val="Normal"/>
+              <w:tabs>
+                <w:tab w:val="clear" w:pos="709"/>
+              </w:tabs>
+              <w:bidi w:val="0"/>
+              <w:jc w:val="left"/>
               <w:rPr>
                 <w:rFonts w:ascii="Times New Roman" w:hAnsi="Times New Roman"/>
               </w:rPr>
@@ -3012,43 +2993,43 @@
         </w:trPr>
         <w:tc>
           <w:tcPr>
-            <w:tcW w:w="1182" w:type="dxa"/>
-            <w:tcBorders/>
-            <w:vAlign w:val="bottom"/>
-          </w:tcPr>
-          <w:p>
-            <w:pPr>
-              <w:pStyle w:val="Normal"/>
-              <w:tabs>
-                <w:tab w:val="clear" w:pos="709"/>
-              </w:tabs>
-              <w:bidi w:val="0"/>
-              <w:jc w:val="start"/>
-              <w:rPr>
-                <w:rFonts w:ascii="Times New Roman" w:hAnsi="Times New Roman"/>
-              </w:rPr>
-            </w:pPr>
-            <w:r>
-              <w:rPr>
-                <w:rFonts w:ascii="Times New Roman" w:hAnsi="Times New Roman"/>
-              </w:rPr>
-            </w:r>
-          </w:p>
-        </w:tc>
-        <w:tc>
-          <w:tcPr>
-            <w:tcW w:w="1332" w:type="dxa"/>
-            <w:tcBorders/>
-            <w:vAlign w:val="bottom"/>
-          </w:tcPr>
-          <w:p>
-            <w:pPr>
-              <w:pStyle w:val="Normal"/>
-              <w:tabs>
-                <w:tab w:val="clear" w:pos="709"/>
-              </w:tabs>
-              <w:bidi w:val="0"/>
-              <w:jc w:val="start"/>
+            <w:tcW w:w="1181" w:type="dxa"/>
+            <w:tcBorders/>
+            <w:vAlign w:val="bottom"/>
+          </w:tcPr>
+          <w:p>
+            <w:pPr>
+              <w:pStyle w:val="Normal"/>
+              <w:tabs>
+                <w:tab w:val="clear" w:pos="709"/>
+              </w:tabs>
+              <w:bidi w:val="0"/>
+              <w:jc w:val="left"/>
+              <w:rPr>
+                <w:rFonts w:ascii="Times New Roman" w:hAnsi="Times New Roman"/>
+              </w:rPr>
+            </w:pPr>
+            <w:r>
+              <w:rPr>
+                <w:rFonts w:ascii="Times New Roman" w:hAnsi="Times New Roman"/>
+              </w:rPr>
+            </w:r>
+          </w:p>
+        </w:tc>
+        <w:tc>
+          <w:tcPr>
+            <w:tcW w:w="1333" w:type="dxa"/>
+            <w:tcBorders/>
+            <w:vAlign w:val="bottom"/>
+          </w:tcPr>
+          <w:p>
+            <w:pPr>
+              <w:pStyle w:val="Normal"/>
+              <w:tabs>
+                <w:tab w:val="clear" w:pos="709"/>
+              </w:tabs>
+              <w:bidi w:val="0"/>
+              <w:jc w:val="left"/>
               <w:rPr>
                 <w:rFonts w:ascii="Times New Roman" w:hAnsi="Times New Roman"/>
               </w:rPr>
@@ -3073,57 +3054,57 @@
                 <w:tab w:val="clear" w:pos="709"/>
               </w:tabs>
               <w:bidi w:val="0"/>
-              <w:jc w:val="start"/>
-              <w:rPr>
-                <w:rFonts w:ascii="Times New Roman" w:hAnsi="Times New Roman"/>
-              </w:rPr>
-            </w:pPr>
-            <w:r>
-              <w:rPr>
-                <w:rFonts w:ascii="Times New Roman" w:hAnsi="Times New Roman"/>
-              </w:rPr>
-            </w:r>
-          </w:p>
-        </w:tc>
-        <w:tc>
-          <w:tcPr>
-            <w:tcW w:w="1291" w:type="dxa"/>
-            <w:tcBorders/>
-            <w:vAlign w:val="bottom"/>
-          </w:tcPr>
-          <w:p>
-            <w:pPr>
-              <w:pStyle w:val="Normal"/>
-              <w:tabs>
-                <w:tab w:val="clear" w:pos="709"/>
-              </w:tabs>
-              <w:bidi w:val="0"/>
-              <w:jc w:val="start"/>
-              <w:rPr>
-                <w:rFonts w:ascii="Times New Roman" w:hAnsi="Times New Roman"/>
-              </w:rPr>
-            </w:pPr>
-            <w:r>
-              <w:rPr>
-                <w:rFonts w:ascii="Times New Roman" w:hAnsi="Times New Roman"/>
-              </w:rPr>
-            </w:r>
-          </w:p>
-        </w:tc>
-        <w:tc>
-          <w:tcPr>
-            <w:tcW w:w="1153" w:type="dxa"/>
-            <w:tcBorders/>
-            <w:vAlign w:val="center"/>
-          </w:tcPr>
-          <w:p>
-            <w:pPr>
-              <w:pStyle w:val="Normal"/>
-              <w:tabs>
-                <w:tab w:val="clear" w:pos="709"/>
-              </w:tabs>
-              <w:bidi w:val="0"/>
-              <w:jc w:val="end"/>
+              <w:jc w:val="left"/>
+              <w:rPr>
+                <w:rFonts w:ascii="Times New Roman" w:hAnsi="Times New Roman"/>
+              </w:rPr>
+            </w:pPr>
+            <w:r>
+              <w:rPr>
+                <w:rFonts w:ascii="Times New Roman" w:hAnsi="Times New Roman"/>
+              </w:rPr>
+            </w:r>
+          </w:p>
+        </w:tc>
+        <w:tc>
+          <w:tcPr>
+            <w:tcW w:w="1290" w:type="dxa"/>
+            <w:tcBorders/>
+            <w:vAlign w:val="bottom"/>
+          </w:tcPr>
+          <w:p>
+            <w:pPr>
+              <w:pStyle w:val="Normal"/>
+              <w:tabs>
+                <w:tab w:val="clear" w:pos="709"/>
+              </w:tabs>
+              <w:bidi w:val="0"/>
+              <w:jc w:val="left"/>
+              <w:rPr>
+                <w:rFonts w:ascii="Times New Roman" w:hAnsi="Times New Roman"/>
+              </w:rPr>
+            </w:pPr>
+            <w:r>
+              <w:rPr>
+                <w:rFonts w:ascii="Times New Roman" w:hAnsi="Times New Roman"/>
+              </w:rPr>
+            </w:r>
+          </w:p>
+        </w:tc>
+        <w:tc>
+          <w:tcPr>
+            <w:tcW w:w="1154" w:type="dxa"/>
+            <w:tcBorders/>
+            <w:vAlign w:val="center"/>
+          </w:tcPr>
+          <w:p>
+            <w:pPr>
+              <w:pStyle w:val="Normal"/>
+              <w:tabs>
+                <w:tab w:val="clear" w:pos="709"/>
+              </w:tabs>
+              <w:bidi w:val="0"/>
+              <w:jc w:val="right"/>
               <w:rPr/>
             </w:pPr>
             <w:r>
@@ -3136,7 +3117,7 @@
         </w:tc>
         <w:tc>
           <w:tcPr>
-            <w:tcW w:w="2303" w:type="dxa"/>
+            <w:tcW w:w="2302" w:type="dxa"/>
             <w:gridSpan w:val="2"/>
             <w:tcBorders/>
             <w:vAlign w:val="center"/>
@@ -3148,7 +3129,7 @@
                 <w:tab w:val="clear" w:pos="709"/>
               </w:tabs>
               <w:bidi w:val="0"/>
-              <w:jc w:val="start"/>
+              <w:jc w:val="left"/>
               <w:rPr/>
             </w:pPr>
             <w:r>
@@ -3161,68 +3142,68 @@
         </w:tc>
         <w:tc>
           <w:tcPr>
-            <w:tcW w:w="1153" w:type="dxa"/>
-            <w:tcBorders/>
-            <w:vAlign w:val="bottom"/>
-          </w:tcPr>
-          <w:p>
-            <w:pPr>
-              <w:pStyle w:val="Normal"/>
-              <w:tabs>
-                <w:tab w:val="clear" w:pos="709"/>
-              </w:tabs>
-              <w:bidi w:val="0"/>
-              <w:jc w:val="start"/>
-              <w:rPr>
-                <w:rFonts w:ascii="Times New Roman" w:hAnsi="Times New Roman"/>
-              </w:rPr>
-            </w:pPr>
-            <w:r>
-              <w:rPr>
-                <w:rFonts w:ascii="Times New Roman" w:hAnsi="Times New Roman"/>
-              </w:rPr>
-            </w:r>
-          </w:p>
-        </w:tc>
-        <w:tc>
-          <w:tcPr>
-            <w:tcW w:w="1151" w:type="dxa"/>
-            <w:tcBorders/>
-            <w:vAlign w:val="bottom"/>
-          </w:tcPr>
-          <w:p>
-            <w:pPr>
-              <w:pStyle w:val="Normal"/>
-              <w:tabs>
-                <w:tab w:val="clear" w:pos="709"/>
-              </w:tabs>
-              <w:bidi w:val="0"/>
-              <w:jc w:val="start"/>
-              <w:rPr>
-                <w:rFonts w:ascii="Times New Roman" w:hAnsi="Times New Roman"/>
-              </w:rPr>
-            </w:pPr>
-            <w:r>
-              <w:rPr>
-                <w:rFonts w:ascii="Times New Roman" w:hAnsi="Times New Roman"/>
-              </w:rPr>
-            </w:r>
-          </w:p>
-        </w:tc>
-        <w:tc>
-          <w:tcPr>
-            <w:tcW w:w="449" w:type="dxa"/>
-            <w:tcBorders/>
-            <w:vAlign w:val="bottom"/>
-          </w:tcPr>
-          <w:p>
-            <w:pPr>
-              <w:pStyle w:val="Normal"/>
-              <w:tabs>
-                <w:tab w:val="clear" w:pos="709"/>
-              </w:tabs>
-              <w:bidi w:val="0"/>
-              <w:jc w:val="start"/>
+            <w:tcW w:w="1154" w:type="dxa"/>
+            <w:tcBorders/>
+            <w:vAlign w:val="bottom"/>
+          </w:tcPr>
+          <w:p>
+            <w:pPr>
+              <w:pStyle w:val="Normal"/>
+              <w:tabs>
+                <w:tab w:val="clear" w:pos="709"/>
+              </w:tabs>
+              <w:bidi w:val="0"/>
+              <w:jc w:val="left"/>
+              <w:rPr>
+                <w:rFonts w:ascii="Times New Roman" w:hAnsi="Times New Roman"/>
+              </w:rPr>
+            </w:pPr>
+            <w:r>
+              <w:rPr>
+                <w:rFonts w:ascii="Times New Roman" w:hAnsi="Times New Roman"/>
+              </w:rPr>
+            </w:r>
+          </w:p>
+        </w:tc>
+        <w:tc>
+          <w:tcPr>
+            <w:tcW w:w="1150" w:type="dxa"/>
+            <w:tcBorders/>
+            <w:vAlign w:val="bottom"/>
+          </w:tcPr>
+          <w:p>
+            <w:pPr>
+              <w:pStyle w:val="Normal"/>
+              <w:tabs>
+                <w:tab w:val="clear" w:pos="709"/>
+              </w:tabs>
+              <w:bidi w:val="0"/>
+              <w:jc w:val="left"/>
+              <w:rPr>
+                <w:rFonts w:ascii="Times New Roman" w:hAnsi="Times New Roman"/>
+              </w:rPr>
+            </w:pPr>
+            <w:r>
+              <w:rPr>
+                <w:rFonts w:ascii="Times New Roman" w:hAnsi="Times New Roman"/>
+              </w:rPr>
+            </w:r>
+          </w:p>
+        </w:tc>
+        <w:tc>
+          <w:tcPr>
+            <w:tcW w:w="450" w:type="dxa"/>
+            <w:tcBorders/>
+            <w:vAlign w:val="bottom"/>
+          </w:tcPr>
+          <w:p>
+            <w:pPr>
+              <w:pStyle w:val="Normal"/>
+              <w:tabs>
+                <w:tab w:val="clear" w:pos="709"/>
+              </w:tabs>
+              <w:bidi w:val="0"/>
+              <w:jc w:val="left"/>
               <w:rPr>
                 <w:rFonts w:ascii="Times New Roman" w:hAnsi="Times New Roman"/>
               </w:rPr>
@@ -3241,43 +3222,43 @@
         </w:trPr>
         <w:tc>
           <w:tcPr>
-            <w:tcW w:w="1182" w:type="dxa"/>
-            <w:tcBorders/>
-            <w:vAlign w:val="bottom"/>
-          </w:tcPr>
-          <w:p>
-            <w:pPr>
-              <w:pStyle w:val="Normal"/>
-              <w:tabs>
-                <w:tab w:val="clear" w:pos="709"/>
-              </w:tabs>
-              <w:bidi w:val="0"/>
-              <w:jc w:val="start"/>
-              <w:rPr>
-                <w:rFonts w:ascii="Times New Roman" w:hAnsi="Times New Roman"/>
-              </w:rPr>
-            </w:pPr>
-            <w:r>
-              <w:rPr>
-                <w:rFonts w:ascii="Times New Roman" w:hAnsi="Times New Roman"/>
-              </w:rPr>
-            </w:r>
-          </w:p>
-        </w:tc>
-        <w:tc>
-          <w:tcPr>
-            <w:tcW w:w="1332" w:type="dxa"/>
-            <w:tcBorders/>
-            <w:vAlign w:val="bottom"/>
-          </w:tcPr>
-          <w:p>
-            <w:pPr>
-              <w:pStyle w:val="Normal"/>
-              <w:tabs>
-                <w:tab w:val="clear" w:pos="709"/>
-              </w:tabs>
-              <w:bidi w:val="0"/>
-              <w:jc w:val="start"/>
+            <w:tcW w:w="1181" w:type="dxa"/>
+            <w:tcBorders/>
+            <w:vAlign w:val="bottom"/>
+          </w:tcPr>
+          <w:p>
+            <w:pPr>
+              <w:pStyle w:val="Normal"/>
+              <w:tabs>
+                <w:tab w:val="clear" w:pos="709"/>
+              </w:tabs>
+              <w:bidi w:val="0"/>
+              <w:jc w:val="left"/>
+              <w:rPr>
+                <w:rFonts w:ascii="Times New Roman" w:hAnsi="Times New Roman"/>
+              </w:rPr>
+            </w:pPr>
+            <w:r>
+              <w:rPr>
+                <w:rFonts w:ascii="Times New Roman" w:hAnsi="Times New Roman"/>
+              </w:rPr>
+            </w:r>
+          </w:p>
+        </w:tc>
+        <w:tc>
+          <w:tcPr>
+            <w:tcW w:w="1333" w:type="dxa"/>
+            <w:tcBorders/>
+            <w:vAlign w:val="bottom"/>
+          </w:tcPr>
+          <w:p>
+            <w:pPr>
+              <w:pStyle w:val="Normal"/>
+              <w:tabs>
+                <w:tab w:val="clear" w:pos="709"/>
+              </w:tabs>
+              <w:bidi w:val="0"/>
+              <w:jc w:val="left"/>
               <w:rPr>
                 <w:rFonts w:ascii="Times New Roman" w:hAnsi="Times New Roman"/>
               </w:rPr>
@@ -3302,57 +3283,57 @@
                 <w:tab w:val="clear" w:pos="709"/>
               </w:tabs>
               <w:bidi w:val="0"/>
-              <w:jc w:val="start"/>
-              <w:rPr>
-                <w:rFonts w:ascii="Times New Roman" w:hAnsi="Times New Roman"/>
-              </w:rPr>
-            </w:pPr>
-            <w:r>
-              <w:rPr>
-                <w:rFonts w:ascii="Times New Roman" w:hAnsi="Times New Roman"/>
-              </w:rPr>
-            </w:r>
-          </w:p>
-        </w:tc>
-        <w:tc>
-          <w:tcPr>
-            <w:tcW w:w="1291" w:type="dxa"/>
-            <w:tcBorders/>
-            <w:vAlign w:val="bottom"/>
-          </w:tcPr>
-          <w:p>
-            <w:pPr>
-              <w:pStyle w:val="Normal"/>
-              <w:tabs>
-                <w:tab w:val="clear" w:pos="709"/>
-              </w:tabs>
-              <w:bidi w:val="0"/>
-              <w:jc w:val="start"/>
-              <w:rPr>
-                <w:rFonts w:ascii="Times New Roman" w:hAnsi="Times New Roman"/>
-              </w:rPr>
-            </w:pPr>
-            <w:r>
-              <w:rPr>
-                <w:rFonts w:ascii="Times New Roman" w:hAnsi="Times New Roman"/>
-              </w:rPr>
-            </w:r>
-          </w:p>
-        </w:tc>
-        <w:tc>
-          <w:tcPr>
-            <w:tcW w:w="1153" w:type="dxa"/>
-            <w:tcBorders/>
-            <w:vAlign w:val="center"/>
-          </w:tcPr>
-          <w:p>
-            <w:pPr>
-              <w:pStyle w:val="Normal"/>
-              <w:tabs>
-                <w:tab w:val="clear" w:pos="709"/>
-              </w:tabs>
-              <w:bidi w:val="0"/>
-              <w:jc w:val="start"/>
+              <w:jc w:val="left"/>
+              <w:rPr>
+                <w:rFonts w:ascii="Times New Roman" w:hAnsi="Times New Roman"/>
+              </w:rPr>
+            </w:pPr>
+            <w:r>
+              <w:rPr>
+                <w:rFonts w:ascii="Times New Roman" w:hAnsi="Times New Roman"/>
+              </w:rPr>
+            </w:r>
+          </w:p>
+        </w:tc>
+        <w:tc>
+          <w:tcPr>
+            <w:tcW w:w="1290" w:type="dxa"/>
+            <w:tcBorders/>
+            <w:vAlign w:val="bottom"/>
+          </w:tcPr>
+          <w:p>
+            <w:pPr>
+              <w:pStyle w:val="Normal"/>
+              <w:tabs>
+                <w:tab w:val="clear" w:pos="709"/>
+              </w:tabs>
+              <w:bidi w:val="0"/>
+              <w:jc w:val="left"/>
+              <w:rPr>
+                <w:rFonts w:ascii="Times New Roman" w:hAnsi="Times New Roman"/>
+              </w:rPr>
+            </w:pPr>
+            <w:r>
+              <w:rPr>
+                <w:rFonts w:ascii="Times New Roman" w:hAnsi="Times New Roman"/>
+              </w:rPr>
+            </w:r>
+          </w:p>
+        </w:tc>
+        <w:tc>
+          <w:tcPr>
+            <w:tcW w:w="1154" w:type="dxa"/>
+            <w:tcBorders/>
+            <w:vAlign w:val="center"/>
+          </w:tcPr>
+          <w:p>
+            <w:pPr>
+              <w:pStyle w:val="Normal"/>
+              <w:tabs>
+                <w:tab w:val="clear" w:pos="709"/>
+              </w:tabs>
+              <w:bidi w:val="0"/>
+              <w:jc w:val="left"/>
               <w:rPr>
                 <w:rFonts w:ascii="Times New Roman" w:hAnsi="Times New Roman"/>
               </w:rPr>
@@ -3377,107 +3358,107 @@
                 <w:tab w:val="clear" w:pos="709"/>
               </w:tabs>
               <w:bidi w:val="0"/>
-              <w:jc w:val="start"/>
-              <w:rPr>
-                <w:rFonts w:ascii="Times New Roman" w:hAnsi="Times New Roman"/>
-              </w:rPr>
-            </w:pPr>
-            <w:r>
-              <w:rPr>
-                <w:rFonts w:ascii="Times New Roman" w:hAnsi="Times New Roman"/>
-              </w:rPr>
-            </w:r>
-          </w:p>
-        </w:tc>
-        <w:tc>
-          <w:tcPr>
-            <w:tcW w:w="1151" w:type="dxa"/>
-            <w:tcBorders/>
-            <w:vAlign w:val="bottom"/>
-          </w:tcPr>
-          <w:p>
-            <w:pPr>
-              <w:pStyle w:val="Normal"/>
-              <w:tabs>
-                <w:tab w:val="clear" w:pos="709"/>
-              </w:tabs>
-              <w:bidi w:val="0"/>
-              <w:jc w:val="start"/>
-              <w:rPr>
-                <w:rFonts w:ascii="Times New Roman" w:hAnsi="Times New Roman"/>
-              </w:rPr>
-            </w:pPr>
-            <w:r>
-              <w:rPr>
-                <w:rFonts w:ascii="Times New Roman" w:hAnsi="Times New Roman"/>
-              </w:rPr>
-            </w:r>
-          </w:p>
-        </w:tc>
-        <w:tc>
-          <w:tcPr>
-            <w:tcW w:w="1153" w:type="dxa"/>
-            <w:tcBorders/>
-            <w:vAlign w:val="bottom"/>
-          </w:tcPr>
-          <w:p>
-            <w:pPr>
-              <w:pStyle w:val="Normal"/>
-              <w:tabs>
-                <w:tab w:val="clear" w:pos="709"/>
-              </w:tabs>
-              <w:bidi w:val="0"/>
-              <w:jc w:val="start"/>
-              <w:rPr>
-                <w:rFonts w:ascii="Times New Roman" w:hAnsi="Times New Roman"/>
-              </w:rPr>
-            </w:pPr>
-            <w:r>
-              <w:rPr>
-                <w:rFonts w:ascii="Times New Roman" w:hAnsi="Times New Roman"/>
-              </w:rPr>
-            </w:r>
-          </w:p>
-        </w:tc>
-        <w:tc>
-          <w:tcPr>
-            <w:tcW w:w="1151" w:type="dxa"/>
-            <w:tcBorders/>
-            <w:vAlign w:val="bottom"/>
-          </w:tcPr>
-          <w:p>
-            <w:pPr>
-              <w:pStyle w:val="Normal"/>
-              <w:tabs>
-                <w:tab w:val="clear" w:pos="709"/>
-              </w:tabs>
-              <w:bidi w:val="0"/>
-              <w:jc w:val="start"/>
-              <w:rPr>
-                <w:rFonts w:ascii="Times New Roman" w:hAnsi="Times New Roman"/>
-              </w:rPr>
-            </w:pPr>
-            <w:r>
-              <w:rPr>
-                <w:rFonts w:ascii="Times New Roman" w:hAnsi="Times New Roman"/>
-              </w:rPr>
-            </w:r>
-          </w:p>
-        </w:tc>
-        <w:tc>
-          <w:tcPr>
-            <w:tcW w:w="449" w:type="dxa"/>
-            <w:tcBorders/>
-            <w:vAlign w:val="bottom"/>
-          </w:tcPr>
-          <w:p>
-            <w:pPr>
-              <w:pStyle w:val="Normal"/>
-              <w:tabs>
-                <w:tab w:val="clear" w:pos="709"/>
-              </w:tabs>
-              <w:bidi w:val="0"/>
-              <w:jc w:val="start"/>
+              <w:jc w:val="left"/>
+              <w:rPr>
+                <w:rFonts w:ascii="Times New Roman" w:hAnsi="Times New Roman"/>
+              </w:rPr>
+            </w:pPr>
+            <w:r>
+              <w:rPr>
+                <w:rFonts w:ascii="Times New Roman" w:hAnsi="Times New Roman"/>
+              </w:rPr>
+            </w:r>
+          </w:p>
+        </w:tc>
+        <w:tc>
+          <w:tcPr>
+            <w:tcW w:w="1150" w:type="dxa"/>
+            <w:tcBorders/>
+            <w:vAlign w:val="bottom"/>
+          </w:tcPr>
+          <w:p>
+            <w:pPr>
+              <w:pStyle w:val="Normal"/>
+              <w:tabs>
+                <w:tab w:val="clear" w:pos="709"/>
+              </w:tabs>
+              <w:bidi w:val="0"/>
+              <w:jc w:val="left"/>
+              <w:rPr>
+                <w:rFonts w:ascii="Times New Roman" w:hAnsi="Times New Roman"/>
+              </w:rPr>
+            </w:pPr>
+            <w:r>
+              <w:rPr>
+                <w:rFonts w:ascii="Times New Roman" w:hAnsi="Times New Roman"/>
+              </w:rPr>
+            </w:r>
+          </w:p>
+        </w:tc>
+        <w:tc>
+          <w:tcPr>
+            <w:tcW w:w="1154" w:type="dxa"/>
+            <w:tcBorders/>
+            <w:vAlign w:val="bottom"/>
+          </w:tcPr>
+          <w:p>
+            <w:pPr>
+              <w:pStyle w:val="Normal"/>
+              <w:tabs>
+                <w:tab w:val="clear" w:pos="709"/>
+              </w:tabs>
+              <w:bidi w:val="0"/>
+              <w:jc w:val="left"/>
+              <w:rPr>
+                <w:rFonts w:ascii="Times New Roman" w:hAnsi="Times New Roman"/>
+              </w:rPr>
+            </w:pPr>
+            <w:r>
+              <w:rPr>
+                <w:rFonts w:ascii="Times New Roman" w:hAnsi="Times New Roman"/>
+              </w:rPr>
+            </w:r>
+          </w:p>
+        </w:tc>
+        <w:tc>
+          <w:tcPr>
+            <w:tcW w:w="1150" w:type="dxa"/>
+            <w:tcBorders/>
+            <w:vAlign w:val="bottom"/>
+          </w:tcPr>
+          <w:p>
+            <w:pPr>
+              <w:pStyle w:val="Normal"/>
+              <w:tabs>
+                <w:tab w:val="clear" w:pos="709"/>
+              </w:tabs>
+              <w:bidi w:val="0"/>
+              <w:jc w:val="left"/>
+              <w:rPr>
+                <w:rFonts w:ascii="Times New Roman" w:hAnsi="Times New Roman"/>
+              </w:rPr>
+            </w:pPr>
+            <w:r>
+              <w:rPr>
+                <w:rFonts w:ascii="Times New Roman" w:hAnsi="Times New Roman"/>
+              </w:rPr>
+            </w:r>
+          </w:p>
+        </w:tc>
+        <w:tc>
+          <w:tcPr>
+            <w:tcW w:w="450" w:type="dxa"/>
+            <w:tcBorders/>
+            <w:vAlign w:val="bottom"/>
+          </w:tcPr>
+          <w:p>
+            <w:pPr>
+              <w:pStyle w:val="Normal"/>
+              <w:tabs>
+                <w:tab w:val="clear" w:pos="709"/>
+              </w:tabs>
+              <w:bidi w:val="0"/>
+              <w:jc w:val="left"/>
               <w:rPr>
                 <w:rFonts w:ascii="Times New Roman" w:hAnsi="Times New Roman"/>
               </w:rPr>
@@ -3496,18 +3477,18 @@
         </w:trPr>
         <w:tc>
           <w:tcPr>
-            <w:tcW w:w="1182" w:type="dxa"/>
-            <w:tcBorders/>
-            <w:vAlign w:val="bottom"/>
-          </w:tcPr>
-          <w:p>
-            <w:pPr>
-              <w:pStyle w:val="Normal"/>
-              <w:tabs>
-                <w:tab w:val="clear" w:pos="709"/>
-              </w:tabs>
-              <w:bidi w:val="0"/>
-              <w:jc w:val="start"/>
+            <w:tcW w:w="1181" w:type="dxa"/>
+            <w:tcBorders/>
+            <w:vAlign w:val="bottom"/>
+          </w:tcPr>
+          <w:p>
+            <w:pPr>
+              <w:pStyle w:val="Normal"/>
+              <w:tabs>
+                <w:tab w:val="clear" w:pos="709"/>
+              </w:tabs>
+              <w:bidi w:val="0"/>
+              <w:jc w:val="left"/>
               <w:rPr/>
             </w:pPr>
             <w:r>
@@ -3520,18 +3501,18 @@
         </w:tc>
         <w:tc>
           <w:tcPr>
-            <w:tcW w:w="1332" w:type="dxa"/>
-            <w:tcBorders/>
-            <w:vAlign w:val="bottom"/>
-          </w:tcPr>
-          <w:p>
-            <w:pPr>
-              <w:pStyle w:val="Normal"/>
-              <w:tabs>
-                <w:tab w:val="clear" w:pos="709"/>
-              </w:tabs>
-              <w:bidi w:val="0"/>
-              <w:jc w:val="start"/>
+            <w:tcW w:w="1333" w:type="dxa"/>
+            <w:tcBorders/>
+            <w:vAlign w:val="bottom"/>
+          </w:tcPr>
+          <w:p>
+            <w:pPr>
+              <w:pStyle w:val="Normal"/>
+              <w:tabs>
+                <w:tab w:val="clear" w:pos="709"/>
+              </w:tabs>
+              <w:bidi w:val="0"/>
+              <w:jc w:val="left"/>
               <w:rPr>
                 <w:rFonts w:ascii="Times New Roman" w:hAnsi="Times New Roman"/>
               </w:rPr>
@@ -3556,21 +3537,21 @@
                 <w:tab w:val="clear" w:pos="709"/>
               </w:tabs>
               <w:bidi w:val="0"/>
-              <w:jc w:val="start"/>
-              <w:rPr>
-                <w:rFonts w:ascii="Times New Roman" w:hAnsi="Times New Roman"/>
-              </w:rPr>
-            </w:pPr>
-            <w:r>
-              <w:rPr>
-                <w:rFonts w:ascii="Times New Roman" w:hAnsi="Times New Roman"/>
-              </w:rPr>
-            </w:r>
-          </w:p>
-        </w:tc>
-        <w:tc>
-          <w:tcPr>
-            <w:tcW w:w="7051" w:type="dxa"/>
+              <w:jc w:val="left"/>
+              <w:rPr>
+                <w:rFonts w:ascii="Times New Roman" w:hAnsi="Times New Roman"/>
+              </w:rPr>
+            </w:pPr>
+            <w:r>
+              <w:rPr>
+                <w:rFonts w:ascii="Times New Roman" w:hAnsi="Times New Roman"/>
+              </w:rPr>
+            </w:r>
+          </w:p>
+        </w:tc>
+        <w:tc>
+          <w:tcPr>
+            <w:tcW w:w="7050" w:type="dxa"/>
             <w:gridSpan w:val="6"/>
             <w:tcBorders/>
             <w:vAlign w:val="bottom"/>
@@ -3582,7 +3563,7 @@
                 <w:tab w:val="clear" w:pos="709"/>
               </w:tabs>
               <w:bidi w:val="0"/>
-              <w:jc w:val="start"/>
+              <w:jc w:val="left"/>
               <w:rPr/>
             </w:pPr>
             <w:r>
@@ -3595,18 +3576,18 @@
         </w:tc>
         <w:tc>
           <w:tcPr>
-            <w:tcW w:w="449" w:type="dxa"/>
-            <w:tcBorders/>
-            <w:vAlign w:val="bottom"/>
-          </w:tcPr>
-          <w:p>
-            <w:pPr>
-              <w:pStyle w:val="Normal"/>
-              <w:tabs>
-                <w:tab w:val="clear" w:pos="709"/>
-              </w:tabs>
-              <w:bidi w:val="0"/>
-              <w:jc w:val="start"/>
+            <w:tcW w:w="450" w:type="dxa"/>
+            <w:tcBorders/>
+            <w:vAlign w:val="bottom"/>
+          </w:tcPr>
+          <w:p>
+            <w:pPr>
+              <w:pStyle w:val="Normal"/>
+              <w:tabs>
+                <w:tab w:val="clear" w:pos="709"/>
+              </w:tabs>
+              <w:bidi w:val="0"/>
+              <w:jc w:val="left"/>
               <w:rPr>
                 <w:rFonts w:ascii="Times New Roman" w:hAnsi="Times New Roman"/>
               </w:rPr>
@@ -3624,7 +3605,7 @@
       <w:pPr>
         <w:pStyle w:val="Normal"/>
         <w:bidi w:val="0"/>
-        <w:jc w:val="start"/>
+        <w:jc w:val="left"/>
         <w:rPr/>
       </w:pPr>
       <w:r>
@@ -3633,12 +3614,12 @@
     </w:p>
     <w:sectPr>
       <w:type w:val="nextPage"/>
-      <w:pgSz w:w="11909" w:h="16834"/>
+      <w:pgSz w:w="11906" w:h="16838"/>
       <w:pgMar w:left="432" w:right="432" w:gutter="0" w:header="0" w:top="432" w:footer="0" w:bottom="432"/>
       <w:pgNumType w:fmt="decimal"/>
       <w:formProt w:val="false"/>
       <w:textDirection w:val="lrTb"/>
-      <w:docGrid w:type="default" w:linePitch="312" w:charSpace="4294961151"/>
+      <w:docGrid w:type="default" w:linePitch="312" w:charSpace="0"/>
     </w:sectPr>
   </w:body>
 </w:document>
@@ -3658,7 +3639,6 @@
     </w:rPrDefault>
     <w:pPrDefault>
       <w:pPr>
-        <w:widowControl/>
         <w:suppressAutoHyphens w:val="true"/>
       </w:pPr>
     </w:pPrDefault>
@@ -3668,7 +3648,10 @@
     <w:qFormat/>
     <w:pPr>
       <w:widowControl/>
+      <w:suppressAutoHyphens w:val="true"/>
       <w:bidi w:val="0"/>
+      <w:spacing w:before="0" w:after="0"/>
+      <w:jc w:val="left"/>
     </w:pPr>
     <w:rPr>
       <w:rFonts w:ascii="Liberation Serif" w:hAnsi="Liberation Serif" w:eastAsia="Noto Serif CJK SC" w:cs="Noto Sans Devanagari"/>
@@ -3771,37 +3754,37 @@
         <a:srgbClr val="000000"/>
       </a:dk1>
       <a:lt1>
-        <a:srgbClr val="ffffff"/>
+        <a:srgbClr val="FFFFFF"/>
       </a:lt1>
       <a:dk2>
         <a:srgbClr val="000000"/>
       </a:dk2>
       <a:lt2>
-        <a:srgbClr val="ffffff"/>
+        <a:srgbClr val="FFFFFF"/>
       </a:lt2>
       <a:accent1>
-        <a:srgbClr val="18a303"/>
+        <a:srgbClr val="18A303"/>
       </a:accent1>
       <a:accent2>
-        <a:srgbClr val="0369a3"/>
+        <a:srgbClr val="0369A3"/>
       </a:accent2>
       <a:accent3>
-        <a:srgbClr val="a33e03"/>
+        <a:srgbClr val="A33E03"/>
       </a:accent3>
       <a:accent4>
-        <a:srgbClr val="8e03a3"/>
+        <a:srgbClr val="8E03A3"/>
       </a:accent4>
       <a:accent5>
-        <a:srgbClr val="c99c00"/>
+        <a:srgbClr val="C99C00"/>
       </a:accent5>
       <a:accent6>
-        <a:srgbClr val="c9211e"/>
+        <a:srgbClr val="C9211E"/>
       </a:accent6>
       <a:hlink>
-        <a:srgbClr val="0000ee"/>
+        <a:srgbClr val="0000EE"/>
       </a:hlink>
       <a:folHlink>
-        <a:srgbClr val="551a8b"/>
+        <a:srgbClr val="551A8B"/>
       </a:folHlink>
     </a:clrScheme>
     <a:fontScheme name="Office">
